--- a/vvdn/converters/dc-dc/non-isolated/sepic-converter.docx
+++ b/vvdn/converters/dc-dc/non-isolated/sepic-converter.docx
@@ -259,25 +259,2171 @@
                 <w:color w:val="2D3748"/>
                 <w:sz w:val="18"/>
               </w:rPr>
-              <w:t xml:space="preserve">                           SEPIC DC-DC Converter Power Stage</w:t>
+              <w:t>========================================================================================================================</w:t>
               <w:br/>
-              <w:t xml:space="preserve">              Inductor L1                      Capacitor C_sep           Diode D1</w:t>
+              <w:t xml:space="preserve">       DETAILED HARDWARE SCHEMATIC: NON-INVERTING SEPIC DC-DC CONVERTER (9V-18V IN -&gt; 12V/4A OUT)</w:t>
               <w:br/>
-              <w:t xml:space="preserve">   +Vin DC ─────^^^^^^──────────────┬──────────────[   ]─────────────┬─────[&gt;|]─────────┬───&gt; +Vout</w:t>
+              <w:t>========================================================================================================================</w:t>
               <w:br/>
-              <w:t xml:space="preserve">                                    │      (Series DC Blocking)      │                  │</w:t>
               <w:br/>
-              <w:t xml:space="preserve">                                Drain (D)                           ┌┴┐                ┌┴┐</w:t>
+              <w:t xml:space="preserve">    +VIN (9V-18V DC) ───────────────────────────────────────────────────────────┐</w:t>
               <w:br/>
-              <w:t xml:space="preserve">                                ┌───┴───┐ Q1                        │ │ Inductor L2    │ │ C_out</w:t>
+              <w:t xml:space="preserve">        │                                                                       │</w:t>
               <w:br/>
-              <w:t xml:space="preserve">                                │  SW   │ Low-Side Switch           └┬┘ (To GND)       └┬┘</w:t>
+              <w:t xml:space="preserve">       [F1: 8A Fuse]                                                            │</w:t>
               <w:br/>
-              <w:t xml:space="preserve">                                └───┬───┘                            │                  │</w:t>
+              <w:t xml:space="preserve">        │                                                                       │</w:t>
               <w:br/>
-              <w:t xml:space="preserve">                                    │ Source (S)                     │                  │</w:t>
+              <w:t xml:space="preserve">       ┌┴─────────────────┐                                                     │</w:t>
               <w:br/>
-              <w:t xml:space="preserve">   GND ─────────────────────────────┴────────────────────────────────┴──────────────────┴─── GND</w:t>
+              <w:t xml:space="preserve">       │ CIN_BULK         │                                                     │</w:t>
+              <w:br/>
+              <w:t xml:space="preserve">      ┌┴┐ 220µF/35V Poly ┌┴┐ CIN_CER                                            │</w:t>
+              <w:br/>
+              <w:t xml:space="preserve">      │ │ (Low-ESR 12mΩ) │ │ 2x 10µF/35V X7R                                    │</w:t>
+              <w:br/>
+              <w:t xml:space="preserve">      └┬┘                └┬┘                                                    │</w:t>
+              <w:br/>
+              <w:t xml:space="preserve">       │                  │                                                     │</w:t>
+              <w:br/>
+              <w:t xml:space="preserve">       │                  │        PRIMARY INDUCTOR                             │</w:t>
+              <w:br/>
+              <w:t xml:space="preserve">       │                  │    +---[ L1: 22µH / 6.0A Shielded ]---+             │</w:t>
+              <w:br/>
+              <w:t xml:space="preserve">       │                  │    |   Coilcraft MSD1278-223          |             │</w:t>
+              <w:br/>
+              <w:t xml:space="preserve">       │                  │    |   (DCR = 32mΩ, Isat = 6.8A)      |             │</w:t>
+              <w:br/>
+              <w:t xml:space="preserve">       │                  │    +----------------------------------+             │</w:t>
+              <w:br/>
+              <w:t xml:space="preserve">       │                  │                                       │             │</w:t>
+              <w:br/>
+              <w:t xml:space="preserve">       │                  │                                       +=== NODE SW1 (Switching Node)</w:t>
+              <w:br/>
+              <w:t xml:space="preserve">       │                  │                                       |    (0V to +30V pulse)</w:t>
+              <w:br/>
+              <w:t xml:space="preserve">       │                  │                                       |</w:t>
+              <w:br/>
+              <w:t xml:space="preserve">       │                  │              SEPIC DC BLOCKING CAP    |</w:t>
+              <w:br/>
+              <w:t xml:space="preserve">       │                  │       +------[ C_sep: 10µF / 50V ]----+</w:t>
+              <w:br/>
+              <w:t xml:space="preserve">       │                  │       |      TDK C3225X7R1H106M       |</w:t>
+              <w:br/>
+              <w:t xml:space="preserve">       │                  │       |      (Carries high RMS ripple)|</w:t>
+              <w:br/>
+              <w:t xml:space="preserve">       │                  │       |                               |</w:t>
+              <w:br/>
+              <w:t xml:space="preserve">       │                  │       |      Drain (D)                +---[ R_snub: 3.3Ω / 1W ]</w:t>
+              <w:br/>
+              <w:t xml:space="preserve">       │                  │       |     ┌┴──────────────┐         |         │</w:t>
+              <w:br/>
+              <w:t xml:space="preserve">       │                  │       |     │ Q1: N-MOSFET  │         |   [ C_snub: 470pF ]</w:t>
+              <w:br/>
+              <w:t xml:space="preserve">       │                  │       |     │ BSC035N10NS5  │         |         │</w:t>
+              <w:br/>
+              <w:t xml:space="preserve">       │                  │       |  +-&gt;│ (100V, 3.5mΩ) │         |        PGND</w:t>
+              <w:br/>
+              <w:t xml:space="preserve">       │                  │       |  |  └┬──────────────┘</w:t>
+              <w:br/>
+              <w:t xml:space="preserve">       │                  │       |  |   │ Source (S)</w:t>
+              <w:br/>
+              <w:t xml:space="preserve">       │                  │       |  |   │</w:t>
+              <w:br/>
+              <w:t xml:space="preserve">       │                  │       |  |   +---[ CS+ ]</w:t>
+              <w:br/>
+              <w:t xml:space="preserve">       │                  │       |  |   │</w:t>
+              <w:br/>
+              <w:t xml:space="preserve">       │                  │       |  |  ┌┴┐ R_shunt: 8.0mΩ / 2W</w:t>
+              <w:br/>
+              <w:t xml:space="preserve">       │                  │       |  |  │ │ Metal Alloy</w:t>
+              <w:br/>
+              <w:t xml:space="preserve">       │                  │       |  |  └┬┘ (Current Sense)</w:t>
+              <w:br/>
+              <w:t xml:space="preserve">       │                  │       |  |   │</w:t>
+              <w:br/>
+              <w:t xml:space="preserve">       │                  │       |  |  PGND</w:t>
+              <w:br/>
+              <w:t xml:space="preserve">       │                  │       |  |</w:t>
+              <w:br/>
+              <w:t xml:space="preserve">       │                  │       |  |  GATE DRIVER INTERFACE</w:t>
+              <w:br/>
+              <w:t xml:space="preserve">       │                  │       |  +--[ R_g: 4.7Ω ]&lt;-- UCC27517 (Low-Side Driver)</w:t>
+              <w:br/>
+              <w:t xml:space="preserve">       │                  │       |</w:t>
+              <w:br/>
+              <w:t xml:space="preserve">       │                  │       +=== NODE SW2 (Diode Anode Node)</w:t>
+              <w:br/>
+              <w:t xml:space="preserve">       │                  │       |    (Swings -12V to +18V)</w:t>
+              <w:br/>
+              <w:t xml:space="preserve">       │                  │       |</w:t>
+              <w:br/>
+              <w:t xml:space="preserve">       │                  │       |        SECONDARY INDUCTOR</w:t>
+              <w:br/>
+              <w:t xml:space="preserve">       │                  │       +---[ L2: 22µH / 6.0A Shielded ]---+</w:t>
+              <w:br/>
+              <w:t xml:space="preserve">       │                  │       |   Coilcraft MSD1278-223          |</w:t>
+              <w:br/>
+              <w:t xml:space="preserve">       │                  │       |   (DCR = 32mΩ)                   |</w:t>
+              <w:br/>
+              <w:t xml:space="preserve">       │                  │       |                                  │</w:t>
+              <w:br/>
+              <w:t xml:space="preserve">       │                  │       |                                 PGND (Return)</w:t>
+              <w:br/>
+              <w:t xml:space="preserve">       │                  │       |</w:t>
+              <w:br/>
+              <w:t xml:space="preserve">       │                  │       +---[ D1: Schottky Diode (Anode) ]</w:t>
+              <w:br/>
+              <w:t xml:space="preserve">       │                  │           V30100P (100V / 30A Trench)</w:t>
+              <w:br/>
+              <w:t xml:space="preserve">       │                  │           [ Cathode ]</w:t>
+              <w:br/>
+              <w:t xml:space="preserve">       │                  │               │</w:t>
+              <w:br/>
+              <w:t xml:space="preserve">       │                  │               +=== +VOUT (+12V/4A Regulated)</w:t>
+              <w:br/>
+              <w:t xml:space="preserve">       │                  │               │</w:t>
+              <w:br/>
+              <w:t xml:space="preserve">       │                  │              ┌┴──────────────────┐</w:t>
+              <w:br/>
+              <w:t xml:space="preserve">       │                  │              │ COUT_BULK         │</w:t>
+              <w:br/>
+              <w:t xml:space="preserve">       │                  │             ┌┴┐ 2x 270µF/25V    ┌┴┐ COUT_CER</w:t>
+              <w:br/>
+              <w:t xml:space="preserve">       │                  │             │ │ Poly (ESR=10mΩ) │ │ 3x 22µF/25V</w:t>
+              <w:br/>
+              <w:t xml:space="preserve">       │                  │             └┬┘                 └┬┘ X7R 1210</w:t>
+              <w:br/>
+              <w:t xml:space="preserve">       │                  │              │                   │</w:t>
+              <w:br/>
+              <w:t xml:space="preserve">       │                  │              │      +VOUT        │</w:t>
+              <w:br/>
+              <w:t xml:space="preserve">       │                  │              │        │          │</w:t>
+              <w:br/>
+              <w:t xml:space="preserve">       │                  │              │     [ R_fb1: 90.9kΩ, 0.1% ]</w:t>
+              <w:br/>
+              <w:t xml:space="preserve">       │                  │              │        │</w:t>
+              <w:br/>
+              <w:t xml:space="preserve">       │                  │              │        +---&gt; V_FB (To Controller FB Pin)</w:t>
+              <w:br/>
+              <w:t xml:space="preserve">       │                  │              │        │     (V_ref = 1.200V)</w:t>
+              <w:br/>
+              <w:t xml:space="preserve">       │                  │              │     [ R_fb2: 10.0kΩ, 0.1% ]</w:t>
+              <w:br/>
+              <w:t xml:space="preserve">       │                  │              │        │</w:t>
+              <w:br/>
+              <w:t xml:space="preserve">       │                  │              │       AGND (Quiet Ground)</w:t>
+              <w:br/>
+              <w:t xml:space="preserve">       │                  │              │        │</w:t>
+              <w:br/>
+              <w:t xml:space="preserve">       │                  │              │     (Single Star Point)</w:t>
+              <w:br/>
+              <w:t xml:space="preserve">   PGND┴──────────────────┴──────────────┴────────+───────────────────┴─── PGND (0V Rail)</w:t>
+            </w:r>
+          </w:p>
+        </w:tc>
+      </w:tr>
+    </w:tbl>
+    <w:p/>
+    <w:p>
+      <w:pPr>
+        <w:spacing w:before="160" w:after="80"/>
+      </w:pPr>
+      <w:r>
+        <w:rPr>
+          <w:b/>
+          <w:color w:val="4682B4"/>
+          <w:sz w:val="24"/>
+        </w:rPr>
+        <w:t>1.1 Detailed Component Connection Netlist &amp; Terminal Details:</w:t>
+      </w:r>
+    </w:p>
+    <w:tbl>
+      <w:tblPr>
+        <w:tblW w:type="auto" w:w="0"/>
+        <w:jc w:val="center"/>
+        <w:tblLook w:firstColumn="1" w:firstRow="1" w:lastColumn="0" w:lastRow="0" w:noHBand="0" w:noVBand="1" w:val="04A0"/>
+        <w:tblBorders>
+          <w:top w:val="single" w:sz="4" w:space="0" w:color="D0D7DE"/>
+          <w:left w:val="none"/>
+          <w:bottom w:val="single" w:sz="8" w:space="0" w:color="D0D7DE"/>
+          <w:right w:val="none"/>
+          <w:insideH w:val="single" w:sz="4" w:space="0" w:color="D0D7DE"/>
+          <w:insideV w:val="none"/>
+        </w:tblBorders>
+      </w:tblPr>
+      <w:tblGrid>
+        <w:gridCol w:w="1958"/>
+        <w:gridCol w:w="1958"/>
+        <w:gridCol w:w="1958"/>
+        <w:gridCol w:w="1958"/>
+        <w:gridCol w:w="1958"/>
+      </w:tblGrid>
+      <w:tr>
+        <w:tc>
+          <w:tcPr>
+            <w:tcW w:type="dxa" w:w="1958"/>
+            <w:shd w:fill="204A6E"/>
+            <w:tcMar>
+              <w:top w:w="100" w:type="dxa"/>
+              <w:bottom w:w="100" w:type="dxa"/>
+              <w:left w:w="120" w:type="dxa"/>
+              <w:right w:w="120" w:type="dxa"/>
+            </w:tcMar>
+            <w:vAlign w:val="center"/>
+          </w:tcPr>
+          <w:p>
+            <w:pPr>
+              <w:spacing w:after="0"/>
+            </w:pPr>
+            <w:r>
+              <w:rPr>
+                <w:b/>
+                <w:color w:val="FFFFFF"/>
+                <w:sz w:val="19"/>
+              </w:rPr>
+              <w:t>Net Name</w:t>
+            </w:r>
+          </w:p>
+        </w:tc>
+        <w:tc>
+          <w:tcPr>
+            <w:tcW w:type="dxa" w:w="1958"/>
+            <w:shd w:fill="204A6E"/>
+            <w:tcMar>
+              <w:top w:w="100" w:type="dxa"/>
+              <w:bottom w:w="100" w:type="dxa"/>
+              <w:left w:w="120" w:type="dxa"/>
+              <w:right w:w="120" w:type="dxa"/>
+            </w:tcMar>
+            <w:vAlign w:val="center"/>
+          </w:tcPr>
+          <w:p>
+            <w:pPr>
+              <w:spacing w:after="0"/>
+            </w:pPr>
+            <w:r>
+              <w:rPr>
+                <w:b/>
+                <w:color w:val="FFFFFF"/>
+                <w:sz w:val="19"/>
+              </w:rPr>
+              <w:t>Source (Pin / Terminal)</w:t>
+            </w:r>
+          </w:p>
+        </w:tc>
+        <w:tc>
+          <w:tcPr>
+            <w:tcW w:type="dxa" w:w="1958"/>
+            <w:shd w:fill="204A6E"/>
+            <w:tcMar>
+              <w:top w:w="100" w:type="dxa"/>
+              <w:bottom w:w="100" w:type="dxa"/>
+              <w:left w:w="120" w:type="dxa"/>
+              <w:right w:w="120" w:type="dxa"/>
+            </w:tcMar>
+            <w:vAlign w:val="center"/>
+          </w:tcPr>
+          <w:p>
+            <w:pPr>
+              <w:spacing w:after="0"/>
+            </w:pPr>
+            <w:r>
+              <w:rPr>
+                <w:b/>
+                <w:color w:val="FFFFFF"/>
+                <w:sz w:val="19"/>
+              </w:rPr>
+              <w:t>Destination (Pin / Terminal)</w:t>
+            </w:r>
+          </w:p>
+        </w:tc>
+        <w:tc>
+          <w:tcPr>
+            <w:tcW w:type="dxa" w:w="1958"/>
+            <w:shd w:fill="204A6E"/>
+            <w:tcMar>
+              <w:top w:w="100" w:type="dxa"/>
+              <w:bottom w:w="100" w:type="dxa"/>
+              <w:left w:w="120" w:type="dxa"/>
+              <w:right w:w="120" w:type="dxa"/>
+            </w:tcMar>
+            <w:vAlign w:val="center"/>
+          </w:tcPr>
+          <w:p>
+            <w:pPr>
+              <w:spacing w:after="0"/>
+            </w:pPr>
+            <w:r>
+              <w:rPr>
+                <w:b/>
+                <w:color w:val="FFFFFF"/>
+                <w:sz w:val="19"/>
+              </w:rPr>
+              <w:t>Electrical Function</w:t>
+            </w:r>
+          </w:p>
+        </w:tc>
+        <w:tc>
+          <w:tcPr>
+            <w:tcW w:type="dxa" w:w="1958"/>
+            <w:shd w:fill="204A6E"/>
+            <w:tcMar>
+              <w:top w:w="100" w:type="dxa"/>
+              <w:bottom w:w="100" w:type="dxa"/>
+              <w:left w:w="120" w:type="dxa"/>
+              <w:right w:w="120" w:type="dxa"/>
+            </w:tcMar>
+            <w:vAlign w:val="center"/>
+          </w:tcPr>
+          <w:p>
+            <w:pPr>
+              <w:spacing w:after="0"/>
+            </w:pPr>
+            <w:r>
+              <w:rPr>
+                <w:b/>
+                <w:color w:val="FFFFFF"/>
+                <w:sz w:val="19"/>
+              </w:rPr>
+              <w:t>Hardware Engineering Notes</w:t>
+            </w:r>
+          </w:p>
+        </w:tc>
+      </w:tr>
+      <w:tr>
+        <w:tc>
+          <w:tcPr>
+            <w:tcW w:type="dxa" w:w="1958"/>
+            <w:tcMar>
+              <w:top w:w="80" w:type="dxa"/>
+              <w:bottom w:w="80" w:type="dxa"/>
+              <w:left w:w="120" w:type="dxa"/>
+              <w:right w:w="120" w:type="dxa"/>
+            </w:tcMar>
+            <w:vAlign w:val="center"/>
+          </w:tcPr>
+          <w:p>
+            <w:pPr>
+              <w:spacing w:after="0"/>
+            </w:pPr>
+            <w:r>
+              <w:rPr>
+                <w:b/>
+                <w:color w:val="282C34"/>
+                <w:sz w:val="18"/>
+              </w:rPr>
+              <w:t>+VIN_FILT</w:t>
+            </w:r>
+          </w:p>
+        </w:tc>
+        <w:tc>
+          <w:tcPr>
+            <w:tcW w:type="dxa" w:w="1958"/>
+            <w:tcMar>
+              <w:top w:w="80" w:type="dxa"/>
+              <w:bottom w:w="80" w:type="dxa"/>
+              <w:left w:w="120" w:type="dxa"/>
+              <w:right w:w="120" w:type="dxa"/>
+            </w:tcMar>
+            <w:vAlign w:val="center"/>
+          </w:tcPr>
+          <w:p>
+            <w:pPr>
+              <w:spacing w:after="0"/>
+            </w:pPr>
+            <w:r>
+              <w:rPr>
+                <w:color w:val="282C34"/>
+                <w:sz w:val="18"/>
+              </w:rPr>
+              <w:t xml:space="preserve">Fuse </w:t>
+            </w:r>
+            <w:r>
+              <w:rPr>
+                <w:i/>
+                <w:color w:val="145AA0"/>
+                <w:sz w:val="18"/>
+              </w:rPr>
+              <w:t>F_1</w:t>
+            </w:r>
+            <w:r>
+              <w:rPr>
+                <w:color w:val="282C34"/>
+                <w:sz w:val="18"/>
+              </w:rPr>
+              <w:t xml:space="preserve"> Output</w:t>
+            </w:r>
+          </w:p>
+        </w:tc>
+        <w:tc>
+          <w:tcPr>
+            <w:tcW w:type="dxa" w:w="1958"/>
+            <w:tcMar>
+              <w:top w:w="80" w:type="dxa"/>
+              <w:bottom w:w="80" w:type="dxa"/>
+              <w:left w:w="120" w:type="dxa"/>
+              <w:right w:w="120" w:type="dxa"/>
+            </w:tcMar>
+            <w:vAlign w:val="center"/>
+          </w:tcPr>
+          <w:p>
+            <w:pPr>
+              <w:spacing w:after="0"/>
+            </w:pPr>
+            <w:r>
+              <w:rPr>
+                <w:i/>
+                <w:color w:val="145AA0"/>
+                <w:sz w:val="18"/>
+              </w:rPr>
+              <w:t>C_{in</w:t>
+            </w:r>
+            <w:r>
+              <w:rPr>
+                <w:color w:val="282C34"/>
+                <w:sz w:val="18"/>
+              </w:rPr>
+              <w:t xml:space="preserve"> bank (+), Inductor </w:t>
+            </w:r>
+            <w:r>
+              <w:rPr>
+                <w:i/>
+                <w:color w:val="145AA0"/>
+                <w:sz w:val="18"/>
+              </w:rPr>
+              <w:t>L_1</w:t>
+            </w:r>
+            <w:r>
+              <w:rPr>
+                <w:color w:val="282C34"/>
+                <w:sz w:val="18"/>
+              </w:rPr>
+              <w:t xml:space="preserve"> Pin 1</w:t>
+            </w:r>
+          </w:p>
+        </w:tc>
+        <w:tc>
+          <w:tcPr>
+            <w:tcW w:type="dxa" w:w="1958"/>
+            <w:tcMar>
+              <w:top w:w="80" w:type="dxa"/>
+              <w:bottom w:w="80" w:type="dxa"/>
+              <w:left w:w="120" w:type="dxa"/>
+              <w:right w:w="120" w:type="dxa"/>
+            </w:tcMar>
+            <w:vAlign w:val="center"/>
+          </w:tcPr>
+          <w:p>
+            <w:pPr>
+              <w:spacing w:after="0"/>
+            </w:pPr>
+            <w:r>
+              <w:rPr>
+                <w:color w:val="282C34"/>
+                <w:sz w:val="18"/>
+              </w:rPr>
+              <w:t>Filtered positive input DC bus</w:t>
+            </w:r>
+          </w:p>
+        </w:tc>
+        <w:tc>
+          <w:tcPr>
+            <w:tcW w:type="dxa" w:w="1958"/>
+            <w:tcMar>
+              <w:top w:w="80" w:type="dxa"/>
+              <w:bottom w:w="80" w:type="dxa"/>
+              <w:left w:w="120" w:type="dxa"/>
+              <w:right w:w="120" w:type="dxa"/>
+            </w:tcMar>
+            <w:vAlign w:val="center"/>
+          </w:tcPr>
+          <w:p>
+            <w:pPr>
+              <w:spacing w:after="0"/>
+            </w:pPr>
+            <w:r>
+              <w:rPr>
+                <w:color w:val="282C34"/>
+                <w:sz w:val="18"/>
+              </w:rPr>
+              <w:t>Carries continuous DC input current with triangular ripple.</w:t>
+            </w:r>
+          </w:p>
+        </w:tc>
+      </w:tr>
+      <w:tr>
+        <w:tc>
+          <w:tcPr>
+            <w:tcW w:type="dxa" w:w="1958"/>
+            <w:shd w:fill="F4F7F9"/>
+            <w:tcMar>
+              <w:top w:w="80" w:type="dxa"/>
+              <w:bottom w:w="80" w:type="dxa"/>
+              <w:left w:w="120" w:type="dxa"/>
+              <w:right w:w="120" w:type="dxa"/>
+            </w:tcMar>
+            <w:vAlign w:val="center"/>
+          </w:tcPr>
+          <w:p>
+            <w:pPr>
+              <w:spacing w:after="0"/>
+            </w:pPr>
+            <w:r>
+              <w:rPr>
+                <w:b/>
+                <w:color w:val="282C34"/>
+                <w:sz w:val="18"/>
+              </w:rPr>
+              <w:t>SW1 (Switching Node)</w:t>
+            </w:r>
+          </w:p>
+        </w:tc>
+        <w:tc>
+          <w:tcPr>
+            <w:tcW w:type="dxa" w:w="1958"/>
+            <w:shd w:fill="F4F7F9"/>
+            <w:tcMar>
+              <w:top w:w="80" w:type="dxa"/>
+              <w:bottom w:w="80" w:type="dxa"/>
+              <w:left w:w="120" w:type="dxa"/>
+              <w:right w:w="120" w:type="dxa"/>
+            </w:tcMar>
+            <w:vAlign w:val="center"/>
+          </w:tcPr>
+          <w:p>
+            <w:pPr>
+              <w:spacing w:after="0"/>
+            </w:pPr>
+            <w:r>
+              <w:rPr>
+                <w:color w:val="282C34"/>
+                <w:sz w:val="18"/>
+              </w:rPr>
+              <w:t xml:space="preserve">Inductor </w:t>
+            </w:r>
+            <w:r>
+              <w:rPr>
+                <w:i/>
+                <w:color w:val="145AA0"/>
+                <w:sz w:val="18"/>
+              </w:rPr>
+              <w:t>L_1</w:t>
+            </w:r>
+            <w:r>
+              <w:rPr>
+                <w:color w:val="282C34"/>
+                <w:sz w:val="18"/>
+              </w:rPr>
+              <w:t xml:space="preserve"> Pin 2, </w:t>
+            </w:r>
+            <w:r>
+              <w:rPr>
+                <w:i/>
+                <w:color w:val="145AA0"/>
+                <w:sz w:val="18"/>
+              </w:rPr>
+              <w:t>Q_1</w:t>
+            </w:r>
+            <w:r>
+              <w:rPr>
+                <w:color w:val="282C34"/>
+                <w:sz w:val="18"/>
+              </w:rPr>
+              <w:t xml:space="preserve"> Drain</w:t>
+            </w:r>
+          </w:p>
+        </w:tc>
+        <w:tc>
+          <w:tcPr>
+            <w:tcW w:type="dxa" w:w="1958"/>
+            <w:shd w:fill="F4F7F9"/>
+            <w:tcMar>
+              <w:top w:w="80" w:type="dxa"/>
+              <w:bottom w:w="80" w:type="dxa"/>
+              <w:left w:w="120" w:type="dxa"/>
+              <w:right w:w="120" w:type="dxa"/>
+            </w:tcMar>
+            <w:vAlign w:val="center"/>
+          </w:tcPr>
+          <w:p>
+            <w:pPr>
+              <w:spacing w:after="0"/>
+            </w:pPr>
+            <w:r>
+              <w:rPr>
+                <w:color w:val="282C34"/>
+                <w:sz w:val="18"/>
+              </w:rPr>
+              <w:t xml:space="preserve">Coupling Cap </w:t>
+            </w:r>
+            <w:r>
+              <w:rPr>
+                <w:i/>
+                <w:color w:val="145AA0"/>
+                <w:sz w:val="18"/>
+              </w:rPr>
+              <w:t>C_{sep</w:t>
+            </w:r>
+            <w:r>
+              <w:rPr>
+                <w:color w:val="282C34"/>
+                <w:sz w:val="18"/>
+              </w:rPr>
+              <w:t xml:space="preserve"> Pin 1, Snubber</w:t>
+            </w:r>
+          </w:p>
+        </w:tc>
+        <w:tc>
+          <w:tcPr>
+            <w:tcW w:type="dxa" w:w="1958"/>
+            <w:shd w:fill="F4F7F9"/>
+            <w:tcMar>
+              <w:top w:w="80" w:type="dxa"/>
+              <w:bottom w:w="80" w:type="dxa"/>
+              <w:left w:w="120" w:type="dxa"/>
+              <w:right w:w="120" w:type="dxa"/>
+            </w:tcMar>
+            <w:vAlign w:val="center"/>
+          </w:tcPr>
+          <w:p>
+            <w:pPr>
+              <w:spacing w:after="0"/>
+            </w:pPr>
+            <w:r>
+              <w:rPr>
+                <w:color w:val="282C34"/>
+                <w:sz w:val="18"/>
+              </w:rPr>
+              <w:t>High-voltage pulsating switching node</w:t>
+            </w:r>
+          </w:p>
+        </w:tc>
+        <w:tc>
+          <w:tcPr>
+            <w:tcW w:type="dxa" w:w="1958"/>
+            <w:shd w:fill="F4F7F9"/>
+            <w:tcMar>
+              <w:top w:w="80" w:type="dxa"/>
+              <w:bottom w:w="80" w:type="dxa"/>
+              <w:left w:w="120" w:type="dxa"/>
+              <w:right w:w="120" w:type="dxa"/>
+            </w:tcMar>
+            <w:vAlign w:val="center"/>
+          </w:tcPr>
+          <w:p>
+            <w:pPr>
+              <w:spacing w:after="0"/>
+            </w:pPr>
+            <w:r>
+              <w:rPr>
+                <w:color w:val="282C34"/>
+                <w:sz w:val="18"/>
+              </w:rPr>
+              <w:t xml:space="preserve">Maximum switch voltage stress is </w:t>
+            </w:r>
+            <w:r>
+              <w:rPr>
+                <w:i/>
+                <w:color w:val="145AA0"/>
+                <w:sz w:val="18"/>
+              </w:rPr>
+              <w:t>V_{stress = V_{IN + V_o = 18\,V + 12\,V = 30\,V</w:t>
+            </w:r>
+            <w:r>
+              <w:rPr>
+                <w:color w:val="282C34"/>
+                <w:sz w:val="18"/>
+              </w:rPr>
+              <w:t>.</w:t>
+            </w:r>
+          </w:p>
+        </w:tc>
+      </w:tr>
+      <w:tr>
+        <w:tc>
+          <w:tcPr>
+            <w:tcW w:type="dxa" w:w="1958"/>
+            <w:tcMar>
+              <w:top w:w="80" w:type="dxa"/>
+              <w:bottom w:w="80" w:type="dxa"/>
+              <w:left w:w="120" w:type="dxa"/>
+              <w:right w:w="120" w:type="dxa"/>
+            </w:tcMar>
+            <w:vAlign w:val="center"/>
+          </w:tcPr>
+          <w:p>
+            <w:pPr>
+              <w:spacing w:after="0"/>
+            </w:pPr>
+            <w:r>
+              <w:rPr>
+                <w:b/>
+                <w:color w:val="282C34"/>
+                <w:sz w:val="18"/>
+              </w:rPr>
+              <w:t>SW2 (Diode Node)</w:t>
+            </w:r>
+          </w:p>
+        </w:tc>
+        <w:tc>
+          <w:tcPr>
+            <w:tcW w:type="dxa" w:w="1958"/>
+            <w:tcMar>
+              <w:top w:w="80" w:type="dxa"/>
+              <w:bottom w:w="80" w:type="dxa"/>
+              <w:left w:w="120" w:type="dxa"/>
+              <w:right w:w="120" w:type="dxa"/>
+            </w:tcMar>
+            <w:vAlign w:val="center"/>
+          </w:tcPr>
+          <w:p>
+            <w:pPr>
+              <w:spacing w:after="0"/>
+            </w:pPr>
+            <w:r>
+              <w:rPr>
+                <w:color w:val="282C34"/>
+                <w:sz w:val="18"/>
+              </w:rPr>
+              <w:t xml:space="preserve">Coupling Cap </w:t>
+            </w:r>
+            <w:r>
+              <w:rPr>
+                <w:i/>
+                <w:color w:val="145AA0"/>
+                <w:sz w:val="18"/>
+              </w:rPr>
+              <w:t>C_{sep</w:t>
+            </w:r>
+            <w:r>
+              <w:rPr>
+                <w:color w:val="282C34"/>
+                <w:sz w:val="18"/>
+              </w:rPr>
+              <w:t xml:space="preserve"> Pin 2</w:t>
+            </w:r>
+          </w:p>
+        </w:tc>
+        <w:tc>
+          <w:tcPr>
+            <w:tcW w:type="dxa" w:w="1958"/>
+            <w:tcMar>
+              <w:top w:w="80" w:type="dxa"/>
+              <w:bottom w:w="80" w:type="dxa"/>
+              <w:left w:w="120" w:type="dxa"/>
+              <w:right w:w="120" w:type="dxa"/>
+            </w:tcMar>
+            <w:vAlign w:val="center"/>
+          </w:tcPr>
+          <w:p>
+            <w:pPr>
+              <w:spacing w:after="0"/>
+            </w:pPr>
+            <w:r>
+              <w:rPr>
+                <w:color w:val="282C34"/>
+                <w:sz w:val="18"/>
+              </w:rPr>
+              <w:t xml:space="preserve">Inductor </w:t>
+            </w:r>
+            <w:r>
+              <w:rPr>
+                <w:i/>
+                <w:color w:val="145AA0"/>
+                <w:sz w:val="18"/>
+              </w:rPr>
+              <w:t>L_2</w:t>
+            </w:r>
+            <w:r>
+              <w:rPr>
+                <w:color w:val="282C34"/>
+                <w:sz w:val="18"/>
+              </w:rPr>
+              <w:t xml:space="preserve"> Pin 1, Diode </w:t>
+            </w:r>
+            <w:r>
+              <w:rPr>
+                <w:i/>
+                <w:color w:val="145AA0"/>
+                <w:sz w:val="18"/>
+              </w:rPr>
+              <w:t>D_1</w:t>
+            </w:r>
+            <w:r>
+              <w:rPr>
+                <w:color w:val="282C34"/>
+                <w:sz w:val="18"/>
+              </w:rPr>
+              <w:t xml:space="preserve"> Anode</w:t>
+            </w:r>
+          </w:p>
+        </w:tc>
+        <w:tc>
+          <w:tcPr>
+            <w:tcW w:type="dxa" w:w="1958"/>
+            <w:tcMar>
+              <w:top w:w="80" w:type="dxa"/>
+              <w:bottom w:w="80" w:type="dxa"/>
+              <w:left w:w="120" w:type="dxa"/>
+              <w:right w:w="120" w:type="dxa"/>
+            </w:tcMar>
+            <w:vAlign w:val="center"/>
+          </w:tcPr>
+          <w:p>
+            <w:pPr>
+              <w:spacing w:after="0"/>
+            </w:pPr>
+            <w:r>
+              <w:rPr>
+                <w:color w:val="282C34"/>
+                <w:sz w:val="18"/>
+              </w:rPr>
+              <w:t>AC-coupled pulsating diode node</w:t>
+            </w:r>
+          </w:p>
+        </w:tc>
+        <w:tc>
+          <w:tcPr>
+            <w:tcW w:type="dxa" w:w="1958"/>
+            <w:tcMar>
+              <w:top w:w="80" w:type="dxa"/>
+              <w:bottom w:w="80" w:type="dxa"/>
+              <w:left w:w="120" w:type="dxa"/>
+              <w:right w:w="120" w:type="dxa"/>
+            </w:tcMar>
+            <w:vAlign w:val="center"/>
+          </w:tcPr>
+          <w:p>
+            <w:pPr>
+              <w:spacing w:after="0"/>
+            </w:pPr>
+            <w:r>
+              <w:rPr>
+                <w:color w:val="282C34"/>
+                <w:sz w:val="18"/>
+              </w:rPr>
+              <w:t xml:space="preserve">Swings between </w:t>
+            </w:r>
+            <w:r>
+              <w:rPr>
+                <w:i/>
+                <w:color w:val="145AA0"/>
+                <w:sz w:val="18"/>
+              </w:rPr>
+              <w:t>-V_{IN</w:t>
+            </w:r>
+            <w:r>
+              <w:rPr>
+                <w:color w:val="282C34"/>
+                <w:sz w:val="18"/>
+              </w:rPr>
+              <w:t xml:space="preserve"> when </w:t>
+            </w:r>
+            <w:r>
+              <w:rPr>
+                <w:i/>
+                <w:color w:val="145AA0"/>
+                <w:sz w:val="18"/>
+              </w:rPr>
+              <w:t>Q_1</w:t>
+            </w:r>
+            <w:r>
+              <w:rPr>
+                <w:color w:val="282C34"/>
+                <w:sz w:val="18"/>
+              </w:rPr>
+              <w:t xml:space="preserve"> is ON and </w:t>
+            </w:r>
+            <w:r>
+              <w:rPr>
+                <w:i/>
+                <w:color w:val="145AA0"/>
+                <w:sz w:val="18"/>
+              </w:rPr>
+              <w:t>+V_o</w:t>
+            </w:r>
+            <w:r>
+              <w:rPr>
+                <w:color w:val="282C34"/>
+                <w:sz w:val="18"/>
+              </w:rPr>
+              <w:t xml:space="preserve"> when </w:t>
+            </w:r>
+            <w:r>
+              <w:rPr>
+                <w:i/>
+                <w:color w:val="145AA0"/>
+                <w:sz w:val="18"/>
+              </w:rPr>
+              <w:t>Q_1</w:t>
+            </w:r>
+            <w:r>
+              <w:rPr>
+                <w:color w:val="282C34"/>
+                <w:sz w:val="18"/>
+              </w:rPr>
+              <w:t xml:space="preserve"> is OFF.</w:t>
+            </w:r>
+          </w:p>
+        </w:tc>
+      </w:tr>
+      <w:tr>
+        <w:tc>
+          <w:tcPr>
+            <w:tcW w:type="dxa" w:w="1958"/>
+            <w:shd w:fill="F4F7F9"/>
+            <w:tcMar>
+              <w:top w:w="80" w:type="dxa"/>
+              <w:bottom w:w="80" w:type="dxa"/>
+              <w:left w:w="120" w:type="dxa"/>
+              <w:right w:w="120" w:type="dxa"/>
+            </w:tcMar>
+            <w:vAlign w:val="center"/>
+          </w:tcPr>
+          <w:p>
+            <w:pPr>
+              <w:spacing w:after="0"/>
+            </w:pPr>
+            <w:r>
+              <w:rPr>
+                <w:b/>
+                <w:color w:val="282C34"/>
+                <w:sz w:val="18"/>
+              </w:rPr>
+              <w:t>+VOUT</w:t>
+            </w:r>
+          </w:p>
+        </w:tc>
+        <w:tc>
+          <w:tcPr>
+            <w:tcW w:type="dxa" w:w="1958"/>
+            <w:shd w:fill="F4F7F9"/>
+            <w:tcMar>
+              <w:top w:w="80" w:type="dxa"/>
+              <w:bottom w:w="80" w:type="dxa"/>
+              <w:left w:w="120" w:type="dxa"/>
+              <w:right w:w="120" w:type="dxa"/>
+            </w:tcMar>
+            <w:vAlign w:val="center"/>
+          </w:tcPr>
+          <w:p>
+            <w:pPr>
+              <w:spacing w:after="0"/>
+            </w:pPr>
+            <w:r>
+              <w:rPr>
+                <w:color w:val="282C34"/>
+                <w:sz w:val="18"/>
+              </w:rPr>
+              <w:t xml:space="preserve">Diode </w:t>
+            </w:r>
+            <w:r>
+              <w:rPr>
+                <w:i/>
+                <w:color w:val="145AA0"/>
+                <w:sz w:val="18"/>
+              </w:rPr>
+              <w:t>D_1</w:t>
+            </w:r>
+            <w:r>
+              <w:rPr>
+                <w:color w:val="282C34"/>
+                <w:sz w:val="18"/>
+              </w:rPr>
+              <w:t xml:space="preserve"> Cathode</w:t>
+            </w:r>
+          </w:p>
+        </w:tc>
+        <w:tc>
+          <w:tcPr>
+            <w:tcW w:type="dxa" w:w="1958"/>
+            <w:shd w:fill="F4F7F9"/>
+            <w:tcMar>
+              <w:top w:w="80" w:type="dxa"/>
+              <w:bottom w:w="80" w:type="dxa"/>
+              <w:left w:w="120" w:type="dxa"/>
+              <w:right w:w="120" w:type="dxa"/>
+            </w:tcMar>
+            <w:vAlign w:val="center"/>
+          </w:tcPr>
+          <w:p>
+            <w:pPr>
+              <w:spacing w:after="0"/>
+            </w:pPr>
+            <w:r>
+              <w:rPr>
+                <w:i/>
+                <w:color w:val="145AA0"/>
+                <w:sz w:val="18"/>
+              </w:rPr>
+              <w:t>C_{out</w:t>
+            </w:r>
+            <w:r>
+              <w:rPr>
+                <w:color w:val="282C34"/>
+                <w:sz w:val="18"/>
+              </w:rPr>
+              <w:t xml:space="preserve"> bank (+), Feedback </w:t>
+            </w:r>
+            <w:r>
+              <w:rPr>
+                <w:i/>
+                <w:color w:val="145AA0"/>
+                <w:sz w:val="18"/>
+              </w:rPr>
+              <w:t>R_{fb1</w:t>
+            </w:r>
+            <w:r>
+              <w:rPr>
+                <w:color w:val="282C34"/>
+                <w:sz w:val="18"/>
+              </w:rPr>
+              <w:t>, Load (+)</w:t>
+            </w:r>
+          </w:p>
+        </w:tc>
+        <w:tc>
+          <w:tcPr>
+            <w:tcW w:type="dxa" w:w="1958"/>
+            <w:shd w:fill="F4F7F9"/>
+            <w:tcMar>
+              <w:top w:w="80" w:type="dxa"/>
+              <w:bottom w:w="80" w:type="dxa"/>
+              <w:left w:w="120" w:type="dxa"/>
+              <w:right w:w="120" w:type="dxa"/>
+            </w:tcMar>
+            <w:vAlign w:val="center"/>
+          </w:tcPr>
+          <w:p>
+            <w:pPr>
+              <w:spacing w:after="0"/>
+            </w:pPr>
+            <w:r>
+              <w:rPr>
+                <w:color w:val="282C34"/>
+                <w:sz w:val="18"/>
+              </w:rPr>
+              <w:t>Non-inverted regulated +12V DC output rail</w:t>
+            </w:r>
+          </w:p>
+        </w:tc>
+        <w:tc>
+          <w:tcPr>
+            <w:tcW w:type="dxa" w:w="1958"/>
+            <w:shd w:fill="F4F7F9"/>
+            <w:tcMar>
+              <w:top w:w="80" w:type="dxa"/>
+              <w:bottom w:w="80" w:type="dxa"/>
+              <w:left w:w="120" w:type="dxa"/>
+              <w:right w:w="120" w:type="dxa"/>
+            </w:tcMar>
+            <w:vAlign w:val="center"/>
+          </w:tcPr>
+          <w:p>
+            <w:pPr>
+              <w:spacing w:after="0"/>
+            </w:pPr>
+            <w:r>
+              <w:rPr>
+                <w:color w:val="282C34"/>
+                <w:sz w:val="18"/>
+              </w:rPr>
+              <w:t>Smooth DC output rail; capacitors absorb discontinuous diode current pulses.</w:t>
+            </w:r>
+          </w:p>
+        </w:tc>
+      </w:tr>
+      <w:tr>
+        <w:tc>
+          <w:tcPr>
+            <w:tcW w:type="dxa" w:w="1958"/>
+            <w:tcMar>
+              <w:top w:w="80" w:type="dxa"/>
+              <w:bottom w:w="80" w:type="dxa"/>
+              <w:left w:w="120" w:type="dxa"/>
+              <w:right w:w="120" w:type="dxa"/>
+            </w:tcMar>
+            <w:vAlign w:val="center"/>
+          </w:tcPr>
+          <w:p>
+            <w:pPr>
+              <w:spacing w:after="0"/>
+            </w:pPr>
+            <w:r>
+              <w:rPr>
+                <w:b/>
+                <w:color w:val="282C34"/>
+                <w:sz w:val="18"/>
+              </w:rPr>
+              <w:t>PGND</w:t>
+            </w:r>
+          </w:p>
+        </w:tc>
+        <w:tc>
+          <w:tcPr>
+            <w:tcW w:type="dxa" w:w="1958"/>
+            <w:tcMar>
+              <w:top w:w="80" w:type="dxa"/>
+              <w:bottom w:w="80" w:type="dxa"/>
+              <w:left w:w="120" w:type="dxa"/>
+              <w:right w:w="120" w:type="dxa"/>
+            </w:tcMar>
+            <w:vAlign w:val="center"/>
+          </w:tcPr>
+          <w:p>
+            <w:pPr>
+              <w:spacing w:after="0"/>
+            </w:pPr>
+            <w:r>
+              <w:rPr>
+                <w:i/>
+                <w:color w:val="145AA0"/>
+                <w:sz w:val="18"/>
+              </w:rPr>
+              <w:t>C_{in</w:t>
+            </w:r>
+            <w:r>
+              <w:rPr>
+                <w:color w:val="282C34"/>
+                <w:sz w:val="18"/>
+              </w:rPr>
+              <w:t xml:space="preserve"> (-), </w:t>
+            </w:r>
+            <w:r>
+              <w:rPr>
+                <w:i/>
+                <w:color w:val="145AA0"/>
+                <w:sz w:val="18"/>
+              </w:rPr>
+              <w:t>R_{shunt</w:t>
+            </w:r>
+            <w:r>
+              <w:rPr>
+                <w:color w:val="282C34"/>
+                <w:sz w:val="18"/>
+              </w:rPr>
+              <w:t xml:space="preserve"> (-), Inductor </w:t>
+            </w:r>
+            <w:r>
+              <w:rPr>
+                <w:i/>
+                <w:color w:val="145AA0"/>
+                <w:sz w:val="18"/>
+              </w:rPr>
+              <w:t>L_2</w:t>
+            </w:r>
+            <w:r>
+              <w:rPr>
+                <w:color w:val="282C34"/>
+                <w:sz w:val="18"/>
+              </w:rPr>
+              <w:t xml:space="preserve"> Pin 2, </w:t>
+            </w:r>
+            <w:r>
+              <w:rPr>
+                <w:i/>
+                <w:color w:val="145AA0"/>
+                <w:sz w:val="18"/>
+              </w:rPr>
+              <w:t>C_{out</w:t>
+            </w:r>
+            <w:r>
+              <w:rPr>
+                <w:color w:val="282C34"/>
+                <w:sz w:val="18"/>
+              </w:rPr>
+              <w:t xml:space="preserve"> (-)</w:t>
+            </w:r>
+          </w:p>
+        </w:tc>
+        <w:tc>
+          <w:tcPr>
+            <w:tcW w:type="dxa" w:w="1958"/>
+            <w:tcMar>
+              <w:top w:w="80" w:type="dxa"/>
+              <w:bottom w:w="80" w:type="dxa"/>
+              <w:left w:w="120" w:type="dxa"/>
+              <w:right w:w="120" w:type="dxa"/>
+            </w:tcMar>
+            <w:vAlign w:val="center"/>
+          </w:tcPr>
+          <w:p>
+            <w:pPr>
+              <w:spacing w:after="0"/>
+            </w:pPr>
+            <w:r>
+              <w:rPr>
+                <w:color w:val="282C34"/>
+                <w:sz w:val="18"/>
+              </w:rPr>
+              <w:t>System power ground return</w:t>
+            </w:r>
+          </w:p>
+        </w:tc>
+        <w:tc>
+          <w:tcPr>
+            <w:tcW w:type="dxa" w:w="1958"/>
+            <w:tcMar>
+              <w:top w:w="80" w:type="dxa"/>
+              <w:bottom w:w="80" w:type="dxa"/>
+              <w:left w:w="120" w:type="dxa"/>
+              <w:right w:w="120" w:type="dxa"/>
+            </w:tcMar>
+            <w:vAlign w:val="center"/>
+          </w:tcPr>
+          <w:p>
+            <w:pPr>
+              <w:spacing w:after="0"/>
+            </w:pPr>
+            <w:r>
+              <w:rPr>
+                <w:color w:val="282C34"/>
+                <w:sz w:val="18"/>
+              </w:rPr>
+              <w:t>Common zero-volt power ground</w:t>
+            </w:r>
+          </w:p>
+        </w:tc>
+        <w:tc>
+          <w:tcPr>
+            <w:tcW w:type="dxa" w:w="1958"/>
+            <w:tcMar>
+              <w:top w:w="80" w:type="dxa"/>
+              <w:bottom w:w="80" w:type="dxa"/>
+              <w:left w:w="120" w:type="dxa"/>
+              <w:right w:w="120" w:type="dxa"/>
+            </w:tcMar>
+            <w:vAlign w:val="center"/>
+          </w:tcPr>
+          <w:p>
+            <w:pPr>
+              <w:spacing w:after="0"/>
+            </w:pPr>
+            <w:r>
+              <w:rPr>
+                <w:color w:val="282C34"/>
+                <w:sz w:val="18"/>
+              </w:rPr>
+              <w:t xml:space="preserve">Inductor </w:t>
+            </w:r>
+            <w:r>
+              <w:rPr>
+                <w:i/>
+                <w:color w:val="145AA0"/>
+                <w:sz w:val="18"/>
+              </w:rPr>
+              <w:t>L_2</w:t>
+            </w:r>
+            <w:r>
+              <w:rPr>
+                <w:color w:val="282C34"/>
+                <w:sz w:val="18"/>
+              </w:rPr>
+              <w:t xml:space="preserve"> return connects directly to PGND; solid copper plane recommended.</w:t>
+            </w:r>
+          </w:p>
+        </w:tc>
+      </w:tr>
+    </w:tbl>
+    <w:p/>
+    <w:p>
+      <w:pPr>
+        <w:spacing w:before="160" w:after="80"/>
+      </w:pPr>
+      <w:r>
+        <w:rPr>
+          <w:b/>
+          <w:color w:val="4682B4"/>
+          <w:sz w:val="24"/>
+        </w:rPr>
+        <w:t>1.2 Component Bill of Materials &amp; Parametric Specifications:</w:t>
+      </w:r>
+    </w:p>
+    <w:tbl>
+      <w:tblPr>
+        <w:tblW w:type="auto" w:w="0"/>
+        <w:jc w:val="center"/>
+        <w:tblLook w:firstColumn="1" w:firstRow="1" w:lastColumn="0" w:lastRow="0" w:noHBand="0" w:noVBand="1" w:val="04A0"/>
+        <w:tblBorders>
+          <w:top w:val="single" w:sz="4" w:space="0" w:color="D0D7DE"/>
+          <w:left w:val="none"/>
+          <w:bottom w:val="single" w:sz="8" w:space="0" w:color="D0D7DE"/>
+          <w:right w:val="none"/>
+          <w:insideH w:val="single" w:sz="4" w:space="0" w:color="D0D7DE"/>
+          <w:insideV w:val="none"/>
+        </w:tblBorders>
+      </w:tblPr>
+      <w:tblGrid>
+        <w:gridCol w:w="1958"/>
+        <w:gridCol w:w="1958"/>
+        <w:gridCol w:w="1958"/>
+        <w:gridCol w:w="1958"/>
+        <w:gridCol w:w="1958"/>
+      </w:tblGrid>
+      <w:tr>
+        <w:tc>
+          <w:tcPr>
+            <w:tcW w:type="dxa" w:w="1958"/>
+            <w:shd w:fill="204A6E"/>
+            <w:tcMar>
+              <w:top w:w="100" w:type="dxa"/>
+              <w:bottom w:w="100" w:type="dxa"/>
+              <w:left w:w="120" w:type="dxa"/>
+              <w:right w:w="120" w:type="dxa"/>
+            </w:tcMar>
+            <w:vAlign w:val="center"/>
+          </w:tcPr>
+          <w:p>
+            <w:pPr>
+              <w:spacing w:after="0"/>
+            </w:pPr>
+            <w:r>
+              <w:rPr>
+                <w:b/>
+                <w:color w:val="FFFFFF"/>
+                <w:sz w:val="19"/>
+              </w:rPr>
+              <w:t>RefDes</w:t>
+            </w:r>
+          </w:p>
+        </w:tc>
+        <w:tc>
+          <w:tcPr>
+            <w:tcW w:type="dxa" w:w="1958"/>
+            <w:shd w:fill="204A6E"/>
+            <w:tcMar>
+              <w:top w:w="100" w:type="dxa"/>
+              <w:bottom w:w="100" w:type="dxa"/>
+              <w:left w:w="120" w:type="dxa"/>
+              <w:right w:w="120" w:type="dxa"/>
+            </w:tcMar>
+            <w:vAlign w:val="center"/>
+          </w:tcPr>
+          <w:p>
+            <w:pPr>
+              <w:spacing w:after="0"/>
+            </w:pPr>
+            <w:r>
+              <w:rPr>
+                <w:b/>
+                <w:color w:val="FFFFFF"/>
+                <w:sz w:val="19"/>
+              </w:rPr>
+              <w:t>Component Description</w:t>
+            </w:r>
+          </w:p>
+        </w:tc>
+        <w:tc>
+          <w:tcPr>
+            <w:tcW w:type="dxa" w:w="1958"/>
+            <w:shd w:fill="204A6E"/>
+            <w:tcMar>
+              <w:top w:w="100" w:type="dxa"/>
+              <w:bottom w:w="100" w:type="dxa"/>
+              <w:left w:w="120" w:type="dxa"/>
+              <w:right w:w="120" w:type="dxa"/>
+            </w:tcMar>
+            <w:vAlign w:val="center"/>
+          </w:tcPr>
+          <w:p>
+            <w:pPr>
+              <w:spacing w:after="0"/>
+            </w:pPr>
+            <w:r>
+              <w:rPr>
+                <w:b/>
+                <w:color w:val="FFFFFF"/>
+                <w:sz w:val="19"/>
+              </w:rPr>
+              <w:t>Manufacturer &amp; Part Number</w:t>
+            </w:r>
+          </w:p>
+        </w:tc>
+        <w:tc>
+          <w:tcPr>
+            <w:tcW w:type="dxa" w:w="1958"/>
+            <w:shd w:fill="204A6E"/>
+            <w:tcMar>
+              <w:top w:w="100" w:type="dxa"/>
+              <w:bottom w:w="100" w:type="dxa"/>
+              <w:left w:w="120" w:type="dxa"/>
+              <w:right w:w="120" w:type="dxa"/>
+            </w:tcMar>
+            <w:vAlign w:val="center"/>
+          </w:tcPr>
+          <w:p>
+            <w:pPr>
+              <w:spacing w:after="0"/>
+            </w:pPr>
+            <w:r>
+              <w:rPr>
+                <w:b/>
+                <w:color w:val="FFFFFF"/>
+                <w:sz w:val="19"/>
+              </w:rPr>
+              <w:t>Key Electrical Specifications</w:t>
+            </w:r>
+          </w:p>
+        </w:tc>
+        <w:tc>
+          <w:tcPr>
+            <w:tcW w:type="dxa" w:w="1958"/>
+            <w:shd w:fill="204A6E"/>
+            <w:tcMar>
+              <w:top w:w="100" w:type="dxa"/>
+              <w:bottom w:w="100" w:type="dxa"/>
+              <w:left w:w="120" w:type="dxa"/>
+              <w:right w:w="120" w:type="dxa"/>
+            </w:tcMar>
+            <w:vAlign w:val="center"/>
+          </w:tcPr>
+          <w:p>
+            <w:pPr>
+              <w:spacing w:after="0"/>
+            </w:pPr>
+            <w:r>
+              <w:rPr>
+                <w:b/>
+                <w:color w:val="FFFFFF"/>
+                <w:sz w:val="19"/>
+              </w:rPr>
+              <w:t>Critical Design Constraint</w:t>
+            </w:r>
+          </w:p>
+        </w:tc>
+      </w:tr>
+      <w:tr>
+        <w:tc>
+          <w:tcPr>
+            <w:tcW w:type="dxa" w:w="1958"/>
+            <w:tcMar>
+              <w:top w:w="80" w:type="dxa"/>
+              <w:bottom w:w="80" w:type="dxa"/>
+              <w:left w:w="120" w:type="dxa"/>
+              <w:right w:w="120" w:type="dxa"/>
+            </w:tcMar>
+            <w:vAlign w:val="center"/>
+          </w:tcPr>
+          <w:p>
+            <w:pPr>
+              <w:spacing w:after="0"/>
+            </w:pPr>
+            <w:r>
+              <w:rPr>
+                <w:b/>
+                <w:color w:val="282C34"/>
+                <w:sz w:val="18"/>
+              </w:rPr>
+              <w:t>$Q_1$</w:t>
+            </w:r>
+          </w:p>
+        </w:tc>
+        <w:tc>
+          <w:tcPr>
+            <w:tcW w:type="dxa" w:w="1958"/>
+            <w:tcMar>
+              <w:top w:w="80" w:type="dxa"/>
+              <w:bottom w:w="80" w:type="dxa"/>
+              <w:left w:w="120" w:type="dxa"/>
+              <w:right w:w="120" w:type="dxa"/>
+            </w:tcMar>
+            <w:vAlign w:val="center"/>
+          </w:tcPr>
+          <w:p>
+            <w:pPr>
+              <w:spacing w:after="0"/>
+            </w:pPr>
+            <w:r>
+              <w:rPr>
+                <w:color w:val="282C34"/>
+                <w:sz w:val="18"/>
+              </w:rPr>
+              <w:t>Low-Side N-MOSFET</w:t>
+            </w:r>
+          </w:p>
+        </w:tc>
+        <w:tc>
+          <w:tcPr>
+            <w:tcW w:type="dxa" w:w="1958"/>
+            <w:tcMar>
+              <w:top w:w="80" w:type="dxa"/>
+              <w:bottom w:w="80" w:type="dxa"/>
+              <w:left w:w="120" w:type="dxa"/>
+              <w:right w:w="120" w:type="dxa"/>
+            </w:tcMar>
+            <w:vAlign w:val="center"/>
+          </w:tcPr>
+          <w:p>
+            <w:pPr>
+              <w:spacing w:after="0"/>
+            </w:pPr>
+            <w:r>
+              <w:rPr>
+                <w:color w:val="282C34"/>
+                <w:sz w:val="18"/>
+              </w:rPr>
+              <w:t>Infineon BSC035N10NS5</w:t>
+            </w:r>
+          </w:p>
+        </w:tc>
+        <w:tc>
+          <w:tcPr>
+            <w:tcW w:type="dxa" w:w="1958"/>
+            <w:tcMar>
+              <w:top w:w="80" w:type="dxa"/>
+              <w:bottom w:w="80" w:type="dxa"/>
+              <w:left w:w="120" w:type="dxa"/>
+              <w:right w:w="120" w:type="dxa"/>
+            </w:tcMar>
+            <w:vAlign w:val="center"/>
+          </w:tcPr>
+          <w:p>
+            <w:pPr>
+              <w:spacing w:after="0"/>
+            </w:pPr>
+            <w:r>
+              <w:rPr>
+                <w:i/>
+                <w:color w:val="145AA0"/>
+                <w:sz w:val="18"/>
+              </w:rPr>
+              <w:t>V_{DS = 100\,V, I_D = 100\,A, R_{DS(on) = 3.5\,m\Omega, Q_g = 28\,nC</w:t>
+            </w:r>
+          </w:p>
+        </w:tc>
+        <w:tc>
+          <w:tcPr>
+            <w:tcW w:type="dxa" w:w="1958"/>
+            <w:tcMar>
+              <w:top w:w="80" w:type="dxa"/>
+              <w:bottom w:w="80" w:type="dxa"/>
+              <w:left w:w="120" w:type="dxa"/>
+              <w:right w:w="120" w:type="dxa"/>
+            </w:tcMar>
+            <w:vAlign w:val="center"/>
+          </w:tcPr>
+          <w:p>
+            <w:pPr>
+              <w:spacing w:after="0"/>
+            </w:pPr>
+            <w:r>
+              <w:rPr>
+                <w:color w:val="282C34"/>
+                <w:sz w:val="18"/>
+              </w:rPr>
+              <w:t xml:space="preserve">Low ground-referenced driver complexity; </w:t>
+            </w:r>
+            <w:r>
+              <w:rPr>
+                <w:i/>
+                <w:color w:val="145AA0"/>
+                <w:sz w:val="18"/>
+              </w:rPr>
+              <w:t>100\,V</w:t>
+            </w:r>
+            <w:r>
+              <w:rPr>
+                <w:color w:val="282C34"/>
+                <w:sz w:val="18"/>
+              </w:rPr>
+              <w:t xml:space="preserve"> rating easily withstands </w:t>
+            </w:r>
+            <w:r>
+              <w:rPr>
+                <w:i/>
+                <w:color w:val="145AA0"/>
+                <w:sz w:val="18"/>
+              </w:rPr>
+              <w:t>30\,V</w:t>
+            </w:r>
+            <w:r>
+              <w:rPr>
+                <w:color w:val="282C34"/>
+                <w:sz w:val="18"/>
+              </w:rPr>
+              <w:t xml:space="preserve"> peak stress.</w:t>
+            </w:r>
+          </w:p>
+        </w:tc>
+      </w:tr>
+      <w:tr>
+        <w:tc>
+          <w:tcPr>
+            <w:tcW w:type="dxa" w:w="1958"/>
+            <w:shd w:fill="F4F7F9"/>
+            <w:tcMar>
+              <w:top w:w="80" w:type="dxa"/>
+              <w:bottom w:w="80" w:type="dxa"/>
+              <w:left w:w="120" w:type="dxa"/>
+              <w:right w:w="120" w:type="dxa"/>
+            </w:tcMar>
+            <w:vAlign w:val="center"/>
+          </w:tcPr>
+          <w:p>
+            <w:pPr>
+              <w:spacing w:after="0"/>
+            </w:pPr>
+            <w:r>
+              <w:rPr>
+                <w:b/>
+                <w:color w:val="282C34"/>
+                <w:sz w:val="18"/>
+              </w:rPr>
+              <w:t>$D_1$</w:t>
+            </w:r>
+          </w:p>
+        </w:tc>
+        <w:tc>
+          <w:tcPr>
+            <w:tcW w:type="dxa" w:w="1958"/>
+            <w:shd w:fill="F4F7F9"/>
+            <w:tcMar>
+              <w:top w:w="80" w:type="dxa"/>
+              <w:bottom w:w="80" w:type="dxa"/>
+              <w:left w:w="120" w:type="dxa"/>
+              <w:right w:w="120" w:type="dxa"/>
+            </w:tcMar>
+            <w:vAlign w:val="center"/>
+          </w:tcPr>
+          <w:p>
+            <w:pPr>
+              <w:spacing w:after="0"/>
+            </w:pPr>
+            <w:r>
+              <w:rPr>
+                <w:color w:val="282C34"/>
+                <w:sz w:val="18"/>
+              </w:rPr>
+              <w:t>Output Schottky Diode</w:t>
+            </w:r>
+          </w:p>
+        </w:tc>
+        <w:tc>
+          <w:tcPr>
+            <w:tcW w:type="dxa" w:w="1958"/>
+            <w:shd w:fill="F4F7F9"/>
+            <w:tcMar>
+              <w:top w:w="80" w:type="dxa"/>
+              <w:bottom w:w="80" w:type="dxa"/>
+              <w:left w:w="120" w:type="dxa"/>
+              <w:right w:w="120" w:type="dxa"/>
+            </w:tcMar>
+            <w:vAlign w:val="center"/>
+          </w:tcPr>
+          <w:p>
+            <w:pPr>
+              <w:spacing w:after="0"/>
+            </w:pPr>
+            <w:r>
+              <w:rPr>
+                <w:color w:val="282C34"/>
+                <w:sz w:val="18"/>
+              </w:rPr>
+              <w:t>Vishay V30100P</w:t>
+            </w:r>
+          </w:p>
+        </w:tc>
+        <w:tc>
+          <w:tcPr>
+            <w:tcW w:type="dxa" w:w="1958"/>
+            <w:shd w:fill="F4F7F9"/>
+            <w:tcMar>
+              <w:top w:w="80" w:type="dxa"/>
+              <w:bottom w:w="80" w:type="dxa"/>
+              <w:left w:w="120" w:type="dxa"/>
+              <w:right w:w="120" w:type="dxa"/>
+            </w:tcMar>
+            <w:vAlign w:val="center"/>
+          </w:tcPr>
+          <w:p>
+            <w:pPr>
+              <w:spacing w:after="0"/>
+            </w:pPr>
+            <w:r>
+              <w:rPr>
+                <w:i/>
+                <w:color w:val="145AA0"/>
+                <w:sz w:val="18"/>
+              </w:rPr>
+              <w:t>V_{RRM = 100\,V, I_F = 30\,A, V_F = 0.52\,V, t_{rr &lt; 20\,ns</w:t>
+            </w:r>
+          </w:p>
+        </w:tc>
+        <w:tc>
+          <w:tcPr>
+            <w:tcW w:type="dxa" w:w="1958"/>
+            <w:shd w:fill="F4F7F9"/>
+            <w:tcMar>
+              <w:top w:w="80" w:type="dxa"/>
+              <w:bottom w:w="80" w:type="dxa"/>
+              <w:left w:w="120" w:type="dxa"/>
+              <w:right w:w="120" w:type="dxa"/>
+            </w:tcMar>
+            <w:vAlign w:val="center"/>
+          </w:tcPr>
+          <w:p>
+            <w:pPr>
+              <w:spacing w:after="0"/>
+            </w:pPr>
+            <w:r>
+              <w:rPr>
+                <w:color w:val="282C34"/>
+                <w:sz w:val="18"/>
+              </w:rPr>
+              <w:t xml:space="preserve">Must be rated for peak reverse voltage </w:t>
+            </w:r>
+            <w:r>
+              <w:rPr>
+                <w:i/>
+                <w:color w:val="145AA0"/>
+                <w:sz w:val="18"/>
+              </w:rPr>
+              <w:t>V_{R = V_{IN + V_o = 30\,V</w:t>
+            </w:r>
+            <w:r>
+              <w:rPr>
+                <w:color w:val="282C34"/>
+                <w:sz w:val="18"/>
+              </w:rPr>
+              <w:t xml:space="preserve"> plus inductive overshoot.</w:t>
+            </w:r>
+          </w:p>
+        </w:tc>
+      </w:tr>
+      <w:tr>
+        <w:tc>
+          <w:tcPr>
+            <w:tcW w:type="dxa" w:w="1958"/>
+            <w:tcMar>
+              <w:top w:w="80" w:type="dxa"/>
+              <w:bottom w:w="80" w:type="dxa"/>
+              <w:left w:w="120" w:type="dxa"/>
+              <w:right w:w="120" w:type="dxa"/>
+            </w:tcMar>
+            <w:vAlign w:val="center"/>
+          </w:tcPr>
+          <w:p>
+            <w:pPr>
+              <w:spacing w:after="0"/>
+            </w:pPr>
+            <w:r>
+              <w:rPr>
+                <w:b/>
+                <w:color w:val="282C34"/>
+                <w:sz w:val="18"/>
+              </w:rPr>
+              <w:t>$C_{sep}$</w:t>
+            </w:r>
+          </w:p>
+        </w:tc>
+        <w:tc>
+          <w:tcPr>
+            <w:tcW w:type="dxa" w:w="1958"/>
+            <w:tcMar>
+              <w:top w:w="80" w:type="dxa"/>
+              <w:bottom w:w="80" w:type="dxa"/>
+              <w:left w:w="120" w:type="dxa"/>
+              <w:right w:w="120" w:type="dxa"/>
+            </w:tcMar>
+            <w:vAlign w:val="center"/>
+          </w:tcPr>
+          <w:p>
+            <w:pPr>
+              <w:spacing w:after="0"/>
+            </w:pPr>
+            <w:r>
+              <w:rPr>
+                <w:color w:val="282C34"/>
+                <w:sz w:val="18"/>
+              </w:rPr>
+              <w:t>SEPIC Coupling Capacitor</w:t>
+            </w:r>
+          </w:p>
+        </w:tc>
+        <w:tc>
+          <w:tcPr>
+            <w:tcW w:type="dxa" w:w="1958"/>
+            <w:tcMar>
+              <w:top w:w="80" w:type="dxa"/>
+              <w:bottom w:w="80" w:type="dxa"/>
+              <w:left w:w="120" w:type="dxa"/>
+              <w:right w:w="120" w:type="dxa"/>
+            </w:tcMar>
+            <w:vAlign w:val="center"/>
+          </w:tcPr>
+          <w:p>
+            <w:pPr>
+              <w:spacing w:after="0"/>
+            </w:pPr>
+            <w:r>
+              <w:rPr>
+                <w:color w:val="282C34"/>
+                <w:sz w:val="18"/>
+              </w:rPr>
+              <w:t>TDK C3225X7R1H106M</w:t>
+            </w:r>
+          </w:p>
+        </w:tc>
+        <w:tc>
+          <w:tcPr>
+            <w:tcW w:type="dxa" w:w="1958"/>
+            <w:tcMar>
+              <w:top w:w="80" w:type="dxa"/>
+              <w:bottom w:w="80" w:type="dxa"/>
+              <w:left w:w="120" w:type="dxa"/>
+              <w:right w:w="120" w:type="dxa"/>
+            </w:tcMar>
+            <w:vAlign w:val="center"/>
+          </w:tcPr>
+          <w:p>
+            <w:pPr>
+              <w:spacing w:after="0"/>
+            </w:pPr>
+            <w:r>
+              <w:rPr>
+                <w:i/>
+                <w:color w:val="145AA0"/>
+                <w:sz w:val="18"/>
+              </w:rPr>
+              <w:t>10\,µF, 50\,V, X7R Ceramic, 1210</w:t>
+            </w:r>
+            <w:r>
+              <w:rPr>
+                <w:color w:val="282C34"/>
+                <w:sz w:val="18"/>
+              </w:rPr>
+              <w:t xml:space="preserve"> package</w:t>
+            </w:r>
+          </w:p>
+        </w:tc>
+        <w:tc>
+          <w:tcPr>
+            <w:tcW w:type="dxa" w:w="1958"/>
+            <w:tcMar>
+              <w:top w:w="80" w:type="dxa"/>
+              <w:bottom w:w="80" w:type="dxa"/>
+              <w:left w:w="120" w:type="dxa"/>
+              <w:right w:w="120" w:type="dxa"/>
+            </w:tcMar>
+            <w:vAlign w:val="center"/>
+          </w:tcPr>
+          <w:p>
+            <w:pPr>
+              <w:spacing w:after="0"/>
+            </w:pPr>
+            <w:r>
+              <w:rPr>
+                <w:b/>
+                <w:color w:val="282C34"/>
+                <w:sz w:val="18"/>
+              </w:rPr>
+              <w:t>High RMS Current</w:t>
+            </w:r>
+            <w:r>
+              <w:rPr>
+                <w:color w:val="282C34"/>
+                <w:sz w:val="18"/>
+              </w:rPr>
+              <w:t xml:space="preserve">: </w:t>
+            </w:r>
+            <w:r>
+              <w:rPr>
+                <w:i/>
+                <w:color w:val="145AA0"/>
+                <w:sz w:val="18"/>
+              </w:rPr>
+              <w:t>I_{Csep,rms = I_o \cdot \sqrt{V_o / V_{IN \approx 4.6\,A</w:t>
+            </w:r>
+            <w:r>
+              <w:rPr>
+                <w:color w:val="282C34"/>
+                <w:sz w:val="18"/>
+              </w:rPr>
+              <w:t>. Must use high-grade MLCCs in parallel.</w:t>
+            </w:r>
+          </w:p>
+        </w:tc>
+      </w:tr>
+      <w:tr>
+        <w:tc>
+          <w:tcPr>
+            <w:tcW w:type="dxa" w:w="1958"/>
+            <w:shd w:fill="F4F7F9"/>
+            <w:tcMar>
+              <w:top w:w="80" w:type="dxa"/>
+              <w:bottom w:w="80" w:type="dxa"/>
+              <w:left w:w="120" w:type="dxa"/>
+              <w:right w:w="120" w:type="dxa"/>
+            </w:tcMar>
+            <w:vAlign w:val="center"/>
+          </w:tcPr>
+          <w:p>
+            <w:pPr>
+              <w:spacing w:after="0"/>
+            </w:pPr>
+            <w:r>
+              <w:rPr>
+                <w:b/>
+                <w:color w:val="282C34"/>
+                <w:sz w:val="18"/>
+              </w:rPr>
+              <w:t>$L_1, L_2$</w:t>
+            </w:r>
+          </w:p>
+        </w:tc>
+        <w:tc>
+          <w:tcPr>
+            <w:tcW w:type="dxa" w:w="1958"/>
+            <w:shd w:fill="F4F7F9"/>
+            <w:tcMar>
+              <w:top w:w="80" w:type="dxa"/>
+              <w:bottom w:w="80" w:type="dxa"/>
+              <w:left w:w="120" w:type="dxa"/>
+              <w:right w:w="120" w:type="dxa"/>
+            </w:tcMar>
+            <w:vAlign w:val="center"/>
+          </w:tcPr>
+          <w:p>
+            <w:pPr>
+              <w:spacing w:after="0"/>
+            </w:pPr>
+            <w:r>
+              <w:rPr>
+                <w:color w:val="282C34"/>
+                <w:sz w:val="18"/>
+              </w:rPr>
+              <w:t>Coupled / Dual Inductors</w:t>
+            </w:r>
+          </w:p>
+        </w:tc>
+        <w:tc>
+          <w:tcPr>
+            <w:tcW w:type="dxa" w:w="1958"/>
+            <w:shd w:fill="F4F7F9"/>
+            <w:tcMar>
+              <w:top w:w="80" w:type="dxa"/>
+              <w:bottom w:w="80" w:type="dxa"/>
+              <w:left w:w="120" w:type="dxa"/>
+              <w:right w:w="120" w:type="dxa"/>
+            </w:tcMar>
+            <w:vAlign w:val="center"/>
+          </w:tcPr>
+          <w:p>
+            <w:pPr>
+              <w:spacing w:after="0"/>
+            </w:pPr>
+            <w:r>
+              <w:rPr>
+                <w:color w:val="282C34"/>
+                <w:sz w:val="18"/>
+              </w:rPr>
+              <w:t>Coilcraft MSD1278-223MLD</w:t>
+            </w:r>
+          </w:p>
+        </w:tc>
+        <w:tc>
+          <w:tcPr>
+            <w:tcW w:type="dxa" w:w="1958"/>
+            <w:shd w:fill="F4F7F9"/>
+            <w:tcMar>
+              <w:top w:w="80" w:type="dxa"/>
+              <w:bottom w:w="80" w:type="dxa"/>
+              <w:left w:w="120" w:type="dxa"/>
+              <w:right w:w="120" w:type="dxa"/>
+            </w:tcMar>
+            <w:vAlign w:val="center"/>
+          </w:tcPr>
+          <w:p>
+            <w:pPr>
+              <w:spacing w:after="0"/>
+            </w:pPr>
+            <w:r>
+              <w:rPr>
+                <w:i/>
+                <w:color w:val="145AA0"/>
+                <w:sz w:val="18"/>
+              </w:rPr>
+              <w:t>2 × 22\,µH, I_{sat = 6.8\,A, DCR = 32\,m\Omega</w:t>
+            </w:r>
+          </w:p>
+        </w:tc>
+        <w:tc>
+          <w:tcPr>
+            <w:tcW w:type="dxa" w:w="1958"/>
+            <w:shd w:fill="F4F7F9"/>
+            <w:tcMar>
+              <w:top w:w="80" w:type="dxa"/>
+              <w:bottom w:w="80" w:type="dxa"/>
+              <w:left w:w="120" w:type="dxa"/>
+              <w:right w:w="120" w:type="dxa"/>
+            </w:tcMar>
+            <w:vAlign w:val="center"/>
+          </w:tcPr>
+          <w:p>
+            <w:pPr>
+              <w:spacing w:after="0"/>
+            </w:pPr>
+            <w:r>
+              <w:rPr>
+                <w:color w:val="282C34"/>
+                <w:sz w:val="18"/>
+              </w:rPr>
+              <w:t>Coupled winding on single core cuts component count in half and eliminates inductor AC ripple cancellation issues.</w:t>
+            </w:r>
+          </w:p>
+        </w:tc>
+      </w:tr>
+      <w:tr>
+        <w:tc>
+          <w:tcPr>
+            <w:tcW w:type="dxa" w:w="1958"/>
+            <w:tcMar>
+              <w:top w:w="80" w:type="dxa"/>
+              <w:bottom w:w="80" w:type="dxa"/>
+              <w:left w:w="120" w:type="dxa"/>
+              <w:right w:w="120" w:type="dxa"/>
+            </w:tcMar>
+            <w:vAlign w:val="center"/>
+          </w:tcPr>
+          <w:p>
+            <w:pPr>
+              <w:spacing w:after="0"/>
+            </w:pPr>
+            <w:r>
+              <w:rPr>
+                <w:b/>
+                <w:color w:val="282C34"/>
+                <w:sz w:val="18"/>
+              </w:rPr>
+              <w:t>$C_{out,bulk}$</w:t>
+            </w:r>
+          </w:p>
+        </w:tc>
+        <w:tc>
+          <w:tcPr>
+            <w:tcW w:type="dxa" w:w="1958"/>
+            <w:tcMar>
+              <w:top w:w="80" w:type="dxa"/>
+              <w:bottom w:w="80" w:type="dxa"/>
+              <w:left w:w="120" w:type="dxa"/>
+              <w:right w:w="120" w:type="dxa"/>
+            </w:tcMar>
+            <w:vAlign w:val="center"/>
+          </w:tcPr>
+          <w:p>
+            <w:pPr>
+              <w:spacing w:after="0"/>
+            </w:pPr>
+            <w:r>
+              <w:rPr>
+                <w:color w:val="282C34"/>
+                <w:sz w:val="18"/>
+              </w:rPr>
+              <w:t>Output Bulk Capacitor</w:t>
+            </w:r>
+          </w:p>
+        </w:tc>
+        <w:tc>
+          <w:tcPr>
+            <w:tcW w:type="dxa" w:w="1958"/>
+            <w:tcMar>
+              <w:top w:w="80" w:type="dxa"/>
+              <w:bottom w:w="80" w:type="dxa"/>
+              <w:left w:w="120" w:type="dxa"/>
+              <w:right w:w="120" w:type="dxa"/>
+            </w:tcMar>
+            <w:vAlign w:val="center"/>
+          </w:tcPr>
+          <w:p>
+            <w:pPr>
+              <w:spacing w:after="0"/>
+            </w:pPr>
+            <w:r>
+              <w:rPr>
+                <w:color w:val="282C34"/>
+                <w:sz w:val="18"/>
+              </w:rPr>
+              <w:t>Panasonic 25SVPF270M</w:t>
+            </w:r>
+          </w:p>
+        </w:tc>
+        <w:tc>
+          <w:tcPr>
+            <w:tcW w:type="dxa" w:w="1958"/>
+            <w:tcMar>
+              <w:top w:w="80" w:type="dxa"/>
+              <w:bottom w:w="80" w:type="dxa"/>
+              <w:left w:w="120" w:type="dxa"/>
+              <w:right w:w="120" w:type="dxa"/>
+            </w:tcMar>
+            <w:vAlign w:val="center"/>
+          </w:tcPr>
+          <w:p>
+            <w:pPr>
+              <w:spacing w:after="0"/>
+            </w:pPr>
+            <w:r>
+              <w:rPr>
+                <w:i/>
+                <w:color w:val="145AA0"/>
+                <w:sz w:val="18"/>
+              </w:rPr>
+              <w:t>2 × 270\,µF, 25\,V, OS-CON Polymer, ESR = 10\,m\Omega</w:t>
+            </w:r>
+          </w:p>
+        </w:tc>
+        <w:tc>
+          <w:tcPr>
+            <w:tcW w:type="dxa" w:w="1958"/>
+            <w:tcMar>
+              <w:top w:w="80" w:type="dxa"/>
+              <w:bottom w:w="80" w:type="dxa"/>
+              <w:left w:w="120" w:type="dxa"/>
+              <w:right w:w="120" w:type="dxa"/>
+            </w:tcMar>
+            <w:vAlign w:val="center"/>
+          </w:tcPr>
+          <w:p>
+            <w:pPr>
+              <w:spacing w:after="0"/>
+            </w:pPr>
+            <w:r>
+              <w:rPr>
+                <w:color w:val="282C34"/>
+                <w:sz w:val="18"/>
+              </w:rPr>
+              <w:t xml:space="preserve">Supplies output current while </w:t>
+            </w:r>
+            <w:r>
+              <w:rPr>
+                <w:i/>
+                <w:color w:val="145AA0"/>
+                <w:sz w:val="18"/>
+              </w:rPr>
+              <w:t>Q_1</w:t>
+            </w:r>
+            <w:r>
+              <w:rPr>
+                <w:color w:val="282C34"/>
+                <w:sz w:val="18"/>
+              </w:rPr>
+              <w:t xml:space="preserve"> is ON and </w:t>
+            </w:r>
+            <w:r>
+              <w:rPr>
+                <w:i/>
+                <w:color w:val="145AA0"/>
+                <w:sz w:val="18"/>
+              </w:rPr>
+              <w:t>D_1</w:t>
+            </w:r>
+            <w:r>
+              <w:rPr>
+                <w:color w:val="282C34"/>
+                <w:sz w:val="18"/>
+              </w:rPr>
+              <w:t xml:space="preserve"> is reverse-biased.</w:t>
             </w:r>
           </w:p>
         </w:tc>

--- a/vvdn/converters/dc-dc/non-isolated/sepic-converter.docx
+++ b/vvdn/converters/dc-dc/non-isolated/sepic-converter.docx
@@ -39,52 +39,7 @@
           <w:color w:val="282C34"/>
           <w:sz w:val="21"/>
         </w:rPr>
-        <w:t xml:space="preserve">. The SEPIC topology is widely utilized in automotive electronic control units (ECUs), LED lighting, and battery chargers where the input voltage fluctuates above and below the regulated output rail (e.g., </w:t>
-      </w:r>
-      <w:r>
-        <w:rPr>
-          <w:i/>
-          <w:color w:val="145AA0"/>
-          <w:sz w:val="21"/>
-        </w:rPr>
-        <w:t>12\,V</w:t>
-      </w:r>
-      <w:r>
-        <w:rPr>
-          <w:color w:val="282C34"/>
-          <w:sz w:val="21"/>
-        </w:rPr>
-        <w:t xml:space="preserve"> rail during automotive cold-crank down to </w:t>
-      </w:r>
-      <w:r>
-        <w:rPr>
-          <w:i/>
-          <w:color w:val="145AA0"/>
-          <w:sz w:val="21"/>
-        </w:rPr>
-        <w:t>4.5\,V</w:t>
-      </w:r>
-      <w:r>
-        <w:rPr>
-          <w:color w:val="282C34"/>
-          <w:sz w:val="21"/>
-        </w:rPr>
-        <w:t xml:space="preserve"> and load-dump up to </w:t>
-      </w:r>
-      <w:r>
-        <w:rPr>
-          <w:i/>
-          <w:color w:val="145AA0"/>
-          <w:sz w:val="21"/>
-        </w:rPr>
-        <w:t>40\,V</w:t>
-      </w:r>
-      <w:r>
-        <w:rPr>
-          <w:color w:val="282C34"/>
-          <w:sz w:val="21"/>
-        </w:rPr>
-        <w:t>).</w:t>
+        <w:t>. The SEPIC topology is widely utilized in automotive electronic control units (ECUs), LED lighting, and battery chargers where the input voltage fluctuates above and below the regulated output rail (e.g., 12 V rail during automotive cold-crank down to 4.5 V and load-dump up to 40 V).</w:t>
       </w:r>
     </w:p>
     <w:p>
@@ -144,82 +99,7 @@
           <w:color w:val="282C34"/>
           <w:sz w:val="21"/>
         </w:rPr>
-        <w:t xml:space="preserve"> uses two inductors (</w:t>
-      </w:r>
-      <w:r>
-        <w:rPr>
-          <w:i/>
-          <w:color w:val="145AA0"/>
-          <w:sz w:val="21"/>
-        </w:rPr>
-        <w:t>L_1, L_2</w:t>
-      </w:r>
-      <w:r>
-        <w:rPr>
-          <w:color w:val="282C34"/>
-          <w:sz w:val="21"/>
-        </w:rPr>
-        <w:t>), a ground-referenced active switch (</w:t>
-      </w:r>
-      <w:r>
-        <w:rPr>
-          <w:i/>
-          <w:color w:val="145AA0"/>
-          <w:sz w:val="21"/>
-        </w:rPr>
-        <w:t>Q_1</w:t>
-      </w:r>
-      <w:r>
-        <w:rPr>
-          <w:color w:val="282C34"/>
-          <w:sz w:val="21"/>
-        </w:rPr>
-        <w:t>), a series AC coupling capacitor (</w:t>
-      </w:r>
-      <w:r>
-        <w:rPr>
-          <w:i/>
-          <w:color w:val="145AA0"/>
-          <w:sz w:val="21"/>
-        </w:rPr>
-        <w:t>C_{sep</w:t>
-      </w:r>
-      <w:r>
-        <w:rPr>
-          <w:color w:val="282C34"/>
-          <w:sz w:val="21"/>
-        </w:rPr>
-        <w:t>), a diode (</w:t>
-      </w:r>
-      <w:r>
-        <w:rPr>
-          <w:i/>
-          <w:color w:val="145AA0"/>
-          <w:sz w:val="21"/>
-        </w:rPr>
-        <w:t>D_1</w:t>
-      </w:r>
-      <w:r>
-        <w:rPr>
-          <w:color w:val="282C34"/>
-          <w:sz w:val="21"/>
-        </w:rPr>
-        <w:t>), and an output filter capacitor (</w:t>
-      </w:r>
-      <w:r>
-        <w:rPr>
-          <w:i/>
-          <w:color w:val="145AA0"/>
-          <w:sz w:val="21"/>
-        </w:rPr>
-        <w:t>C_o</w:t>
-      </w:r>
-      <w:r>
-        <w:rPr>
-          <w:color w:val="282C34"/>
-          <w:sz w:val="21"/>
-        </w:rPr>
-        <w:t>):</w:t>
+        <w:t xml:space="preserve"> uses two inductors (L_1, L_2), a ground-referenced active switch (Q_1), a series AC coupling capacitor (C_sep), a diode (D_1), and an output filter capacitor (C_o):</w:t>
       </w:r>
     </w:p>
     <w:tbl>
@@ -637,22 +517,7 @@
                 <w:color w:val="282C34"/>
                 <w:sz w:val="18"/>
               </w:rPr>
-              <w:t xml:space="preserve">Fuse </w:t>
-            </w:r>
-            <w:r>
-              <w:rPr>
-                <w:i/>
-                <w:color w:val="145AA0"/>
-                <w:sz w:val="18"/>
-              </w:rPr>
-              <w:t>F_1</w:t>
-            </w:r>
-            <w:r>
-              <w:rPr>
-                <w:color w:val="282C34"/>
-                <w:sz w:val="18"/>
-              </w:rPr>
-              <w:t xml:space="preserve"> Output</w:t>
+              <w:t>Fuse F_1 Output</w:t>
             </w:r>
           </w:p>
         </w:tc>
@@ -673,33 +538,10 @@
             </w:pPr>
             <w:r>
               <w:rPr>
-                <w:i/>
-                <w:color w:val="145AA0"/>
-                <w:sz w:val="18"/>
-              </w:rPr>
-              <w:t>C_{in</w:t>
-            </w:r>
-            <w:r>
-              <w:rPr>
                 <w:color w:val="282C34"/>
                 <w:sz w:val="18"/>
               </w:rPr>
-              <w:t xml:space="preserve"> bank (+), Inductor </w:t>
-            </w:r>
-            <w:r>
-              <w:rPr>
-                <w:i/>
-                <w:color w:val="145AA0"/>
-                <w:sz w:val="18"/>
-              </w:rPr>
-              <w:t>L_1</w:t>
-            </w:r>
-            <w:r>
-              <w:rPr>
-                <w:color w:val="282C34"/>
-                <w:sz w:val="18"/>
-              </w:rPr>
-              <w:t xml:space="preserve"> Pin 1</w:t>
+              <w:t>C_in bank (+), Inductor L_1 Pin 1</w:t>
             </w:r>
           </w:p>
         </w:tc>
@@ -800,37 +642,7 @@
                 <w:color w:val="282C34"/>
                 <w:sz w:val="18"/>
               </w:rPr>
-              <w:t xml:space="preserve">Inductor </w:t>
-            </w:r>
-            <w:r>
-              <w:rPr>
-                <w:i/>
-                <w:color w:val="145AA0"/>
-                <w:sz w:val="18"/>
-              </w:rPr>
-              <w:t>L_1</w:t>
-            </w:r>
-            <w:r>
-              <w:rPr>
-                <w:color w:val="282C34"/>
-                <w:sz w:val="18"/>
-              </w:rPr>
-              <w:t xml:space="preserve"> Pin 2, </w:t>
-            </w:r>
-            <w:r>
-              <w:rPr>
-                <w:i/>
-                <w:color w:val="145AA0"/>
-                <w:sz w:val="18"/>
-              </w:rPr>
-              <w:t>Q_1</w:t>
-            </w:r>
-            <w:r>
-              <w:rPr>
-                <w:color w:val="282C34"/>
-                <w:sz w:val="18"/>
-              </w:rPr>
-              <w:t xml:space="preserve"> Drain</w:t>
+              <w:t>Inductor L_1 Pin 2, Q_1 Drain</w:t>
             </w:r>
           </w:p>
         </w:tc>
@@ -855,22 +667,7 @@
                 <w:color w:val="282C34"/>
                 <w:sz w:val="18"/>
               </w:rPr>
-              <w:t xml:space="preserve">Coupling Cap </w:t>
-            </w:r>
-            <w:r>
-              <w:rPr>
-                <w:i/>
-                <w:color w:val="145AA0"/>
-                <w:sz w:val="18"/>
-              </w:rPr>
-              <w:t>C_{sep</w:t>
-            </w:r>
-            <w:r>
-              <w:rPr>
-                <w:color w:val="282C34"/>
-                <w:sz w:val="18"/>
-              </w:rPr>
-              <w:t xml:space="preserve"> Pin 1, Snubber</w:t>
+              <w:t>Coupling Cap C_sep Pin 1, Snubber</w:t>
             </w:r>
           </w:p>
         </w:tc>
@@ -920,22 +717,7 @@
                 <w:color w:val="282C34"/>
                 <w:sz w:val="18"/>
               </w:rPr>
-              <w:t xml:space="preserve">Maximum switch voltage stress is </w:t>
-            </w:r>
-            <w:r>
-              <w:rPr>
-                <w:i/>
-                <w:color w:val="145AA0"/>
-                <w:sz w:val="18"/>
-              </w:rPr>
-              <w:t>V_{stress = V_{IN + V_o = 18\,V + 12\,V = 30\,V</w:t>
-            </w:r>
-            <w:r>
-              <w:rPr>
-                <w:color w:val="282C34"/>
-                <w:sz w:val="18"/>
-              </w:rPr>
-              <w:t>.</w:t>
+              <w:t>Maximum switch voltage stress is V_stress = V_IN + V_o = 18 V + 12 V = 30 V.</w:t>
             </w:r>
           </w:p>
         </w:tc>
@@ -986,22 +768,7 @@
                 <w:color w:val="282C34"/>
                 <w:sz w:val="18"/>
               </w:rPr>
-              <w:t xml:space="preserve">Coupling Cap </w:t>
-            </w:r>
-            <w:r>
-              <w:rPr>
-                <w:i/>
-                <w:color w:val="145AA0"/>
-                <w:sz w:val="18"/>
-              </w:rPr>
-              <w:t>C_{sep</w:t>
-            </w:r>
-            <w:r>
-              <w:rPr>
-                <w:color w:val="282C34"/>
-                <w:sz w:val="18"/>
-              </w:rPr>
-              <w:t xml:space="preserve"> Pin 2</w:t>
+              <w:t>Coupling Cap C_sep Pin 2</w:t>
             </w:r>
           </w:p>
         </w:tc>
@@ -1025,37 +792,7 @@
                 <w:color w:val="282C34"/>
                 <w:sz w:val="18"/>
               </w:rPr>
-              <w:t xml:space="preserve">Inductor </w:t>
-            </w:r>
-            <w:r>
-              <w:rPr>
-                <w:i/>
-                <w:color w:val="145AA0"/>
-                <w:sz w:val="18"/>
-              </w:rPr>
-              <w:t>L_2</w:t>
-            </w:r>
-            <w:r>
-              <w:rPr>
-                <w:color w:val="282C34"/>
-                <w:sz w:val="18"/>
-              </w:rPr>
-              <w:t xml:space="preserve"> Pin 1, Diode </w:t>
-            </w:r>
-            <w:r>
-              <w:rPr>
-                <w:i/>
-                <w:color w:val="145AA0"/>
-                <w:sz w:val="18"/>
-              </w:rPr>
-              <w:t>D_1</w:t>
-            </w:r>
-            <w:r>
-              <w:rPr>
-                <w:color w:val="282C34"/>
-                <w:sz w:val="18"/>
-              </w:rPr>
-              <w:t xml:space="preserve"> Anode</w:t>
+              <w:t>Inductor L_2 Pin 1, Diode D_1 Anode</w:t>
             </w:r>
           </w:p>
         </w:tc>
@@ -1103,67 +840,7 @@
                 <w:color w:val="282C34"/>
                 <w:sz w:val="18"/>
               </w:rPr>
-              <w:t xml:space="preserve">Swings between </w:t>
-            </w:r>
-            <w:r>
-              <w:rPr>
-                <w:i/>
-                <w:color w:val="145AA0"/>
-                <w:sz w:val="18"/>
-              </w:rPr>
-              <w:t>-V_{IN</w:t>
-            </w:r>
-            <w:r>
-              <w:rPr>
-                <w:color w:val="282C34"/>
-                <w:sz w:val="18"/>
-              </w:rPr>
-              <w:t xml:space="preserve"> when </w:t>
-            </w:r>
-            <w:r>
-              <w:rPr>
-                <w:i/>
-                <w:color w:val="145AA0"/>
-                <w:sz w:val="18"/>
-              </w:rPr>
-              <w:t>Q_1</w:t>
-            </w:r>
-            <w:r>
-              <w:rPr>
-                <w:color w:val="282C34"/>
-                <w:sz w:val="18"/>
-              </w:rPr>
-              <w:t xml:space="preserve"> is ON and </w:t>
-            </w:r>
-            <w:r>
-              <w:rPr>
-                <w:i/>
-                <w:color w:val="145AA0"/>
-                <w:sz w:val="18"/>
-              </w:rPr>
-              <w:t>+V_o</w:t>
-            </w:r>
-            <w:r>
-              <w:rPr>
-                <w:color w:val="282C34"/>
-                <w:sz w:val="18"/>
-              </w:rPr>
-              <w:t xml:space="preserve"> when </w:t>
-            </w:r>
-            <w:r>
-              <w:rPr>
-                <w:i/>
-                <w:color w:val="145AA0"/>
-                <w:sz w:val="18"/>
-              </w:rPr>
-              <w:t>Q_1</w:t>
-            </w:r>
-            <w:r>
-              <w:rPr>
-                <w:color w:val="282C34"/>
-                <w:sz w:val="18"/>
-              </w:rPr>
-              <w:t xml:space="preserve"> is OFF.</w:t>
+              <w:t>Swings between -V_IN when Q_1 is ON and +V_o when Q_1 is OFF.</w:t>
             </w:r>
           </w:p>
         </w:tc>
@@ -1216,22 +893,7 @@
                 <w:color w:val="282C34"/>
                 <w:sz w:val="18"/>
               </w:rPr>
-              <w:t xml:space="preserve">Diode </w:t>
-            </w:r>
-            <w:r>
-              <w:rPr>
-                <w:i/>
-                <w:color w:val="145AA0"/>
-                <w:sz w:val="18"/>
-              </w:rPr>
-              <w:t>D_1</w:t>
-            </w:r>
-            <w:r>
-              <w:rPr>
-                <w:color w:val="282C34"/>
-                <w:sz w:val="18"/>
-              </w:rPr>
-              <w:t xml:space="preserve"> Cathode</w:t>
+              <w:t>Diode D_1 Cathode</w:t>
             </w:r>
           </w:p>
         </w:tc>
@@ -1253,33 +915,10 @@
             </w:pPr>
             <w:r>
               <w:rPr>
-                <w:i/>
-                <w:color w:val="145AA0"/>
-                <w:sz w:val="18"/>
-              </w:rPr>
-              <w:t>C_{out</w:t>
-            </w:r>
-            <w:r>
-              <w:rPr>
                 <w:color w:val="282C34"/>
                 <w:sz w:val="18"/>
               </w:rPr>
-              <w:t xml:space="preserve"> bank (+), Feedback </w:t>
-            </w:r>
-            <w:r>
-              <w:rPr>
-                <w:i/>
-                <w:color w:val="145AA0"/>
-                <w:sz w:val="18"/>
-              </w:rPr>
-              <w:t>R_{fb1</w:t>
-            </w:r>
-            <w:r>
-              <w:rPr>
-                <w:color w:val="282C34"/>
-                <w:sz w:val="18"/>
-              </w:rPr>
-              <w:t>, Load (+)</w:t>
+              <w:t>C_out bank (+), Feedback R_fb1, Load (+)</w:t>
             </w:r>
           </w:p>
         </w:tc>
@@ -1377,63 +1016,10 @@
             </w:pPr>
             <w:r>
               <w:rPr>
-                <w:i/>
-                <w:color w:val="145AA0"/>
-                <w:sz w:val="18"/>
-              </w:rPr>
-              <w:t>C_{in</w:t>
-            </w:r>
-            <w:r>
-              <w:rPr>
                 <w:color w:val="282C34"/>
                 <w:sz w:val="18"/>
               </w:rPr>
-              <w:t xml:space="preserve"> (-), </w:t>
-            </w:r>
-            <w:r>
-              <w:rPr>
-                <w:i/>
-                <w:color w:val="145AA0"/>
-                <w:sz w:val="18"/>
-              </w:rPr>
-              <w:t>R_{shunt</w:t>
-            </w:r>
-            <w:r>
-              <w:rPr>
-                <w:color w:val="282C34"/>
-                <w:sz w:val="18"/>
-              </w:rPr>
-              <w:t xml:space="preserve"> (-), Inductor </w:t>
-            </w:r>
-            <w:r>
-              <w:rPr>
-                <w:i/>
-                <w:color w:val="145AA0"/>
-                <w:sz w:val="18"/>
-              </w:rPr>
-              <w:t>L_2</w:t>
-            </w:r>
-            <w:r>
-              <w:rPr>
-                <w:color w:val="282C34"/>
-                <w:sz w:val="18"/>
-              </w:rPr>
-              <w:t xml:space="preserve"> Pin 2, </w:t>
-            </w:r>
-            <w:r>
-              <w:rPr>
-                <w:i/>
-                <w:color w:val="145AA0"/>
-                <w:sz w:val="18"/>
-              </w:rPr>
-              <w:t>C_{out</w:t>
-            </w:r>
-            <w:r>
-              <w:rPr>
-                <w:color w:val="282C34"/>
-                <w:sz w:val="18"/>
-              </w:rPr>
-              <w:t xml:space="preserve"> (-)</w:t>
+              <w:t>C_in (-), R_shunt (-), Inductor L_2 Pin 2, C_out (-)</w:t>
             </w:r>
           </w:p>
         </w:tc>
@@ -1505,22 +1091,7 @@
                 <w:color w:val="282C34"/>
                 <w:sz w:val="18"/>
               </w:rPr>
-              <w:t xml:space="preserve">Inductor </w:t>
-            </w:r>
-            <w:r>
-              <w:rPr>
-                <w:i/>
-                <w:color w:val="145AA0"/>
-                <w:sz w:val="18"/>
-              </w:rPr>
-              <w:t>L_2</w:t>
-            </w:r>
-            <w:r>
-              <w:rPr>
-                <w:color w:val="282C34"/>
-                <w:sz w:val="18"/>
-              </w:rPr>
-              <w:t xml:space="preserve"> return connects directly to PGND; solid copper plane recommended.</w:t>
+              <w:t>Inductor L_2 return connects directly to PGND; solid copper plane recommended.</w:t>
             </w:r>
           </w:p>
         </w:tc>
@@ -1715,7 +1286,7 @@
                 <w:color w:val="282C34"/>
                 <w:sz w:val="18"/>
               </w:rPr>
-              <w:t>$Q_1$</w:t>
+              <w:t>Q_1</w:t>
             </w:r>
           </w:p>
         </w:tc>
@@ -1784,11 +1355,10 @@
             </w:pPr>
             <w:r>
               <w:rPr>
-                <w:i/>
-                <w:color w:val="145AA0"/>
+                <w:color w:val="282C34"/>
                 <w:sz w:val="18"/>
               </w:rPr>
-              <w:t>V_{DS = 100\,V, I_D = 100\,A, R_{DS(on) = 3.5\,m\Omega, Q_g = 28\,nC</w:t>
+              <w:t>V_DS = 100 V, I_D = 100 A, R_DS(on) = 3.5 mΩ, Q_g = 28 nC</w:t>
             </w:r>
           </w:p>
         </w:tc>
@@ -1812,37 +1382,7 @@
                 <w:color w:val="282C34"/>
                 <w:sz w:val="18"/>
               </w:rPr>
-              <w:t xml:space="preserve">Low ground-referenced driver complexity; </w:t>
-            </w:r>
-            <w:r>
-              <w:rPr>
-                <w:i/>
-                <w:color w:val="145AA0"/>
-                <w:sz w:val="18"/>
-              </w:rPr>
-              <w:t>100\,V</w:t>
-            </w:r>
-            <w:r>
-              <w:rPr>
-                <w:color w:val="282C34"/>
-                <w:sz w:val="18"/>
-              </w:rPr>
-              <w:t xml:space="preserve"> rating easily withstands </w:t>
-            </w:r>
-            <w:r>
-              <w:rPr>
-                <w:i/>
-                <w:color w:val="145AA0"/>
-                <w:sz w:val="18"/>
-              </w:rPr>
-              <w:t>30\,V</w:t>
-            </w:r>
-            <w:r>
-              <w:rPr>
-                <w:color w:val="282C34"/>
-                <w:sz w:val="18"/>
-              </w:rPr>
-              <w:t xml:space="preserve"> peak stress.</w:t>
+              <w:t>Low ground-referenced driver complexity; 100 V rating easily withstands 30 V peak stress.</w:t>
             </w:r>
           </w:p>
         </w:tc>
@@ -1870,7 +1410,7 @@
                 <w:color w:val="282C34"/>
                 <w:sz w:val="18"/>
               </w:rPr>
-              <w:t>$D_1$</w:t>
+              <w:t>D_1</w:t>
             </w:r>
           </w:p>
         </w:tc>
@@ -1942,11 +1482,10 @@
             </w:pPr>
             <w:r>
               <w:rPr>
-                <w:i/>
-                <w:color w:val="145AA0"/>
+                <w:color w:val="282C34"/>
                 <w:sz w:val="18"/>
               </w:rPr>
-              <w:t>V_{RRM = 100\,V, I_F = 30\,A, V_F = 0.52\,V, t_{rr &lt; 20\,ns</w:t>
+              <w:t>V_RRM = 100 V, I_F = 30 A, V_F = 0.52 V, t_rr &lt; 20 ns</w:t>
             </w:r>
           </w:p>
         </w:tc>
@@ -1971,22 +1510,7 @@
                 <w:color w:val="282C34"/>
                 <w:sz w:val="18"/>
               </w:rPr>
-              <w:t xml:space="preserve">Must be rated for peak reverse voltage </w:t>
-            </w:r>
-            <w:r>
-              <w:rPr>
-                <w:i/>
-                <w:color w:val="145AA0"/>
-                <w:sz w:val="18"/>
-              </w:rPr>
-              <w:t>V_{R = V_{IN + V_o = 30\,V</w:t>
-            </w:r>
-            <w:r>
-              <w:rPr>
-                <w:color w:val="282C34"/>
-                <w:sz w:val="18"/>
-              </w:rPr>
-              <w:t xml:space="preserve"> plus inductive overshoot.</w:t>
+              <w:t>Must be rated for peak reverse voltage V_R = V_IN + V_o = 30 V plus inductive overshoot.</w:t>
             </w:r>
           </w:p>
         </w:tc>
@@ -2013,7 +1537,7 @@
                 <w:color w:val="282C34"/>
                 <w:sz w:val="18"/>
               </w:rPr>
-              <w:t>$C_{sep}$</w:t>
+              <w:t>C_sep</w:t>
             </w:r>
           </w:p>
         </w:tc>
@@ -2082,18 +1606,10 @@
             </w:pPr>
             <w:r>
               <w:rPr>
-                <w:i/>
-                <w:color w:val="145AA0"/>
-                <w:sz w:val="18"/>
-              </w:rPr>
-              <w:t>10\,µF, 50\,V, X7R Ceramic, 1210</w:t>
-            </w:r>
-            <w:r>
-              <w:rPr>
                 <w:color w:val="282C34"/>
                 <w:sz w:val="18"/>
               </w:rPr>
-              <w:t xml:space="preserve"> package</w:t>
+              <w:t>10 µF, 50 V, X7R Ceramic, 1210 package</w:t>
             </w:r>
           </w:p>
         </w:tc>
@@ -2125,22 +1641,7 @@
                 <w:color w:val="282C34"/>
                 <w:sz w:val="18"/>
               </w:rPr>
-              <w:t xml:space="preserve">: </w:t>
-            </w:r>
-            <w:r>
-              <w:rPr>
-                <w:i/>
-                <w:color w:val="145AA0"/>
-                <w:sz w:val="18"/>
-              </w:rPr>
-              <w:t>I_{Csep,rms = I_o \cdot \sqrt{V_o / V_{IN \approx 4.6\,A</w:t>
-            </w:r>
-            <w:r>
-              <w:rPr>
-                <w:color w:val="282C34"/>
-                <w:sz w:val="18"/>
-              </w:rPr>
-              <w:t>. Must use high-grade MLCCs in parallel.</w:t>
+              <w:t>: I_Csep,rms = I_o * sqrt(V_o / V_IN) ≈ 4.6 A. Must use high-grade MLCCs in parallel.</w:t>
             </w:r>
           </w:p>
         </w:tc>
@@ -2168,7 +1669,7 @@
                 <w:color w:val="282C34"/>
                 <w:sz w:val="18"/>
               </w:rPr>
-              <w:t>$L_1, L_2$</w:t>
+              <w:t>L_1, L_2</w:t>
             </w:r>
           </w:p>
         </w:tc>
@@ -2240,11 +1741,10 @@
             </w:pPr>
             <w:r>
               <w:rPr>
-                <w:i/>
-                <w:color w:val="145AA0"/>
+                <w:color w:val="282C34"/>
                 <w:sz w:val="18"/>
               </w:rPr>
-              <w:t>2 × 22\,µH, I_{sat = 6.8\,A, DCR = 32\,m\Omega</w:t>
+              <w:t>2 * 22 µH, I_sat = 6.8 A, DCR = 32 mΩ</w:t>
             </w:r>
           </w:p>
         </w:tc>
@@ -2296,7 +1796,7 @@
                 <w:color w:val="282C34"/>
                 <w:sz w:val="18"/>
               </w:rPr>
-              <w:t>$C_{out,bulk}$</w:t>
+              <w:t>C_out,bulk</w:t>
             </w:r>
           </w:p>
         </w:tc>
@@ -2365,11 +1865,10 @@
             </w:pPr>
             <w:r>
               <w:rPr>
-                <w:i/>
-                <w:color w:val="145AA0"/>
+                <w:color w:val="282C34"/>
                 <w:sz w:val="18"/>
               </w:rPr>
-              <w:t>2 × 270\,µF, 25\,V, OS-CON Polymer, ESR = 10\,m\Omega</w:t>
+              <w:t>2 * 270 µF, 25 V, OS-CON Polymer, ESR = 10 mΩ</w:t>
             </w:r>
           </w:p>
         </w:tc>
@@ -2393,37 +1892,7 @@
                 <w:color w:val="282C34"/>
                 <w:sz w:val="18"/>
               </w:rPr>
-              <w:t xml:space="preserve">Supplies output current while </w:t>
-            </w:r>
-            <w:r>
-              <w:rPr>
-                <w:i/>
-                <w:color w:val="145AA0"/>
-                <w:sz w:val="18"/>
-              </w:rPr>
-              <w:t>Q_1</w:t>
-            </w:r>
-            <w:r>
-              <w:rPr>
-                <w:color w:val="282C34"/>
-                <w:sz w:val="18"/>
-              </w:rPr>
-              <w:t xml:space="preserve"> is ON and </w:t>
-            </w:r>
-            <w:r>
-              <w:rPr>
-                <w:i/>
-                <w:color w:val="145AA0"/>
-                <w:sz w:val="18"/>
-              </w:rPr>
-              <w:t>D_1</w:t>
-            </w:r>
-            <w:r>
-              <w:rPr>
-                <w:color w:val="282C34"/>
-                <w:sz w:val="18"/>
-              </w:rPr>
-              <w:t xml:space="preserve"> is reverse-biased.</w:t>
+              <w:t>Supplies output current while Q_1 is ON and D_1 is reverse-biased.</w:t>
             </w:r>
           </w:p>
         </w:tc>
@@ -2455,7 +1924,7 @@
           <w:color w:val="282C34"/>
           <w:sz w:val="21"/>
         </w:rPr>
-        <w:t>Interval 1: Switch ON ($0 &lt; t \le D \cdot T_s$)</w:t>
+        <w:t>Interval 1: Switch ON (0 &lt; t &lt;= D * T_s)</w:t>
       </w:r>
       <w:r>
         <w:rPr>
@@ -2476,52 +1945,7 @@
           <w:color w:val="282C34"/>
           <w:sz w:val="21"/>
         </w:rPr>
-        <w:t xml:space="preserve">Switch </w:t>
-      </w:r>
-      <w:r>
-        <w:rPr>
-          <w:i/>
-          <w:color w:val="145AA0"/>
-          <w:sz w:val="21"/>
-        </w:rPr>
-        <w:t>Q_1</w:t>
-      </w:r>
-      <w:r>
-        <w:rPr>
-          <w:color w:val="282C34"/>
-          <w:sz w:val="21"/>
-        </w:rPr>
-        <w:t xml:space="preserve"> is ON, pulling node </w:t>
-      </w:r>
-      <w:r>
-        <w:rPr>
-          <w:i/>
-          <w:color w:val="145AA0"/>
-          <w:sz w:val="21"/>
-        </w:rPr>
-        <w:t>SW</w:t>
-      </w:r>
-      <w:r>
-        <w:rPr>
-          <w:color w:val="282C34"/>
-          <w:sz w:val="21"/>
-        </w:rPr>
-        <w:t xml:space="preserve"> to GND (</w:t>
-      </w:r>
-      <w:r>
-        <w:rPr>
-          <w:i/>
-          <w:color w:val="145AA0"/>
-          <w:sz w:val="21"/>
-        </w:rPr>
-        <w:t>0\,V</w:t>
-      </w:r>
-      <w:r>
-        <w:rPr>
-          <w:color w:val="282C34"/>
-          <w:sz w:val="21"/>
-        </w:rPr>
-        <w:t>).</w:t>
+        <w:t>Switch Q_1 is ON, pulling node SW to GND (0 V).</w:t>
       </w:r>
     </w:p>
     <w:p>
@@ -2535,78 +1959,65 @@
           <w:color w:val="282C34"/>
           <w:sz w:val="21"/>
         </w:rPr>
-        <w:t xml:space="preserve">Input voltage </w:t>
+        <w:t>Input voltage V_IN is applied across L_1; current i_L1 ramps up:</w:t>
       </w:r>
-      <w:r>
-        <w:rPr>
-          <w:i/>
-          <w:color w:val="145AA0"/>
-          <w:sz w:val="21"/>
-        </w:rPr>
-        <w:t>V_{IN</w:t>
-      </w:r>
+    </w:p>
+    <w:tbl>
+      <w:tblPr>
+        <w:tblW w:type="auto" w:w="0"/>
+        <w:jc w:val="center"/>
+        <w:tblLook w:firstColumn="1" w:firstRow="1" w:lastColumn="0" w:lastRow="0" w:noHBand="0" w:noVBand="1" w:val="04A0"/>
+      </w:tblPr>
+      <w:tblGrid>
+        <w:gridCol w:w="9792"/>
+      </w:tblGrid>
+      <w:tr>
+        <w:tc>
+          <w:tcPr>
+            <w:tcW w:type="dxa" w:w="9792"/>
+            <w:shd w:fill="F5F6F8"/>
+            <w:tcMar>
+              <w:top w:w="80" w:type="dxa"/>
+              <w:bottom w:w="80" w:type="dxa"/>
+              <w:left w:w="140" w:type="dxa"/>
+              <w:right w:w="140" w:type="dxa"/>
+            </w:tcMar>
+            <w:tcBorders>
+              <w:left w:val="single" w:sz="18" w:space="0" w:color="CBD5E0"/>
+              <w:top w:val="none"/>
+              <w:right w:val="none"/>
+              <w:bottom w:val="none"/>
+            </w:tcBorders>
+          </w:tcPr>
+          <w:p>
+            <w:pPr>
+              <w:spacing w:line="240" w:lineRule="auto" w:after="0"/>
+            </w:pPr>
+            <w:r>
+              <w:rPr>
+                <w:rFonts w:ascii="Consolas" w:hAnsi="Consolas"/>
+                <w:color w:val="2D3748"/>
+                <w:sz w:val="18"/>
+              </w:rPr>
+              <w:t>di_L1 / dt = V_IN / L_1</w:t>
+            </w:r>
+          </w:p>
+        </w:tc>
+      </w:tr>
+    </w:tbl>
+    <w:p/>
+    <w:p>
+      <w:pPr>
+        <w:pStyle w:val="ListBullet"/>
+        <w:spacing w:after="40"/>
+        <w:ind w:left="720"/>
+      </w:pPr>
       <w:r>
         <w:rPr>
           <w:color w:val="282C34"/>
           <w:sz w:val="21"/>
         </w:rPr>
-        <w:t xml:space="preserve"> is applied across </w:t>
-      </w:r>
-      <w:r>
-        <w:rPr>
-          <w:i/>
-          <w:color w:val="145AA0"/>
-          <w:sz w:val="21"/>
-        </w:rPr>
-        <w:t>L_1</w:t>
-      </w:r>
-      <w:r>
-        <w:rPr>
-          <w:color w:val="282C34"/>
-          <w:sz w:val="21"/>
-        </w:rPr>
-        <w:t xml:space="preserve">; current </w:t>
-      </w:r>
-      <w:r>
-        <w:rPr>
-          <w:i/>
-          <w:color w:val="145AA0"/>
-          <w:sz w:val="21"/>
-        </w:rPr>
-        <w:t>i_{L1</w:t>
-      </w:r>
-      <w:r>
-        <w:rPr>
-          <w:color w:val="282C34"/>
-          <w:sz w:val="21"/>
-        </w:rPr>
-        <w:t xml:space="preserve"> ramps up:</w:t>
-      </w:r>
-    </w:p>
-    <w:p>
-      <w:pPr>
-        <w:spacing w:after="80"/>
-      </w:pPr>
-      <w:r>
-        <w:rPr>
-          <w:i/>
-          <w:color w:val="145AA0"/>
-          <w:sz w:val="21"/>
-        </w:rPr>
-      </w:r>
-      <w:r>
-        <w:rPr>
-          <w:color w:val="282C34"/>
-          <w:sz w:val="21"/>
-        </w:rPr>
-        <w:t>\frac{di_{L1}}{dt} = \frac{V_{IN}}{L_1}</w:t>
-      </w:r>
-      <w:r>
-        <w:rPr>
-          <w:i/>
-          <w:color w:val="145AA0"/>
-          <w:sz w:val="21"/>
-        </w:rPr>
+        <w:t>The right side of C_sep is pulled to -V_Csep = -V_IN, reverse-biasing diode D_1.</w:t>
       </w:r>
     </w:p>
     <w:p>
@@ -2620,54 +2031,53 @@
           <w:color w:val="282C34"/>
           <w:sz w:val="21"/>
         </w:rPr>
-        <w:t xml:space="preserve">The right side of </w:t>
-      </w:r>
-      <w:r>
-        <w:rPr>
-          <w:i/>
-          <w:color w:val="145AA0"/>
-          <w:sz w:val="21"/>
-        </w:rPr>
-        <w:t>C_{sep</w:t>
-      </w:r>
-      <w:r>
-        <w:rPr>
-          <w:color w:val="282C34"/>
-          <w:sz w:val="21"/>
-        </w:rPr>
-        <w:t xml:space="preserve"> is pulled to </w:t>
-      </w:r>
-      <w:r>
-        <w:rPr>
-          <w:i/>
-          <w:color w:val="145AA0"/>
-          <w:sz w:val="21"/>
-        </w:rPr>
-        <w:t>-V_{Csep = -V_{IN</w:t>
-      </w:r>
-      <w:r>
-        <w:rPr>
-          <w:color w:val="282C34"/>
-          <w:sz w:val="21"/>
-        </w:rPr>
-        <w:t xml:space="preserve">, reverse-biasing diode </w:t>
-      </w:r>
-      <w:r>
-        <w:rPr>
-          <w:i/>
-          <w:color w:val="145AA0"/>
-          <w:sz w:val="21"/>
-        </w:rPr>
-        <w:t>D_1</w:t>
-      </w:r>
-      <w:r>
-        <w:rPr>
-          <w:color w:val="282C34"/>
-          <w:sz w:val="21"/>
-        </w:rPr>
-        <w:t>.</w:t>
+        <w:t>Inductor L_2 is connected in parallel with C_sep; current i_L2 ramps up drawing charge from C_sep:</w:t>
       </w:r>
     </w:p>
+    <w:tbl>
+      <w:tblPr>
+        <w:tblW w:type="auto" w:w="0"/>
+        <w:jc w:val="center"/>
+        <w:tblLook w:firstColumn="1" w:firstRow="1" w:lastColumn="0" w:lastRow="0" w:noHBand="0" w:noVBand="1" w:val="04A0"/>
+      </w:tblPr>
+      <w:tblGrid>
+        <w:gridCol w:w="9792"/>
+      </w:tblGrid>
+      <w:tr>
+        <w:tc>
+          <w:tcPr>
+            <w:tcW w:type="dxa" w:w="9792"/>
+            <w:shd w:fill="F5F6F8"/>
+            <w:tcMar>
+              <w:top w:w="80" w:type="dxa"/>
+              <w:bottom w:w="80" w:type="dxa"/>
+              <w:left w:w="140" w:type="dxa"/>
+              <w:right w:w="140" w:type="dxa"/>
+            </w:tcMar>
+            <w:tcBorders>
+              <w:left w:val="single" w:sz="18" w:space="0" w:color="CBD5E0"/>
+              <w:top w:val="none"/>
+              <w:right w:val="none"/>
+              <w:bottom w:val="none"/>
+            </w:tcBorders>
+          </w:tcPr>
+          <w:p>
+            <w:pPr>
+              <w:spacing w:line="240" w:lineRule="auto" w:after="0"/>
+            </w:pPr>
+            <w:r>
+              <w:rPr>
+                <w:rFonts w:ascii="Consolas" w:hAnsi="Consolas"/>
+                <w:color w:val="2D3748"/>
+                <w:sz w:val="18"/>
+              </w:rPr>
+              <w:t>di_L2 / dt = V_Csep / L_2 = V_IN / L_2</w:t>
+            </w:r>
+          </w:p>
+        </w:tc>
+      </w:tr>
+    </w:tbl>
+    <w:p/>
     <w:p>
       <w:pPr>
         <w:pStyle w:val="ListBullet"/>
@@ -2679,122 +2089,7 @@
           <w:color w:val="282C34"/>
           <w:sz w:val="21"/>
         </w:rPr>
-        <w:t xml:space="preserve">Inductor </w:t>
-      </w:r>
-      <w:r>
-        <w:rPr>
-          <w:i/>
-          <w:color w:val="145AA0"/>
-          <w:sz w:val="21"/>
-        </w:rPr>
-        <w:t>L_2</w:t>
-      </w:r>
-      <w:r>
-        <w:rPr>
-          <w:color w:val="282C34"/>
-          <w:sz w:val="21"/>
-        </w:rPr>
-        <w:t xml:space="preserve"> is connected in parallel with </w:t>
-      </w:r>
-      <w:r>
-        <w:rPr>
-          <w:i/>
-          <w:color w:val="145AA0"/>
-          <w:sz w:val="21"/>
-        </w:rPr>
-        <w:t>C_{sep</w:t>
-      </w:r>
-      <w:r>
-        <w:rPr>
-          <w:color w:val="282C34"/>
-          <w:sz w:val="21"/>
-        </w:rPr>
-        <w:t xml:space="preserve">; current </w:t>
-      </w:r>
-      <w:r>
-        <w:rPr>
-          <w:i/>
-          <w:color w:val="145AA0"/>
-          <w:sz w:val="21"/>
-        </w:rPr>
-        <w:t>i_{L2</w:t>
-      </w:r>
-      <w:r>
-        <w:rPr>
-          <w:color w:val="282C34"/>
-          <w:sz w:val="21"/>
-        </w:rPr>
-        <w:t xml:space="preserve"> ramps up drawing charge from </w:t>
-      </w:r>
-      <w:r>
-        <w:rPr>
-          <w:i/>
-          <w:color w:val="145AA0"/>
-          <w:sz w:val="21"/>
-        </w:rPr>
-        <w:t>C_{sep</w:t>
-      </w:r>
-      <w:r>
-        <w:rPr>
-          <w:color w:val="282C34"/>
-          <w:sz w:val="21"/>
-        </w:rPr>
-        <w:t>:</w:t>
-      </w:r>
-    </w:p>
-    <w:p>
-      <w:pPr>
-        <w:spacing w:after="80"/>
-      </w:pPr>
-      <w:r>
-        <w:rPr>
-          <w:i/>
-          <w:color w:val="145AA0"/>
-          <w:sz w:val="21"/>
-        </w:rPr>
-      </w:r>
-      <w:r>
-        <w:rPr>
-          <w:color w:val="282C34"/>
-          <w:sz w:val="21"/>
-        </w:rPr>
-        <w:t>\frac{di_{L2}}{dt} = \frac{V_{Csep}}{L_2} = \frac{V_{IN}}{L_2}</w:t>
-      </w:r>
-      <w:r>
-        <w:rPr>
-          <w:i/>
-          <w:color w:val="145AA0"/>
-          <w:sz w:val="21"/>
-        </w:rPr>
-      </w:r>
-    </w:p>
-    <w:p>
-      <w:pPr>
-        <w:pStyle w:val="ListBullet"/>
-        <w:spacing w:after="40"/>
-        <w:ind w:left="720"/>
-      </w:pPr>
-      <w:r>
-        <w:rPr>
-          <w:color w:val="282C34"/>
-          <w:sz w:val="21"/>
-        </w:rPr>
-        <w:t xml:space="preserve">The output load is powered solely by capacitor </w:t>
-      </w:r>
-      <w:r>
-        <w:rPr>
-          <w:i/>
-          <w:color w:val="145AA0"/>
-          <w:sz w:val="21"/>
-        </w:rPr>
-        <w:t>C_{out</w:t>
-      </w:r>
-      <w:r>
-        <w:rPr>
-          <w:color w:val="282C34"/>
-          <w:sz w:val="21"/>
-        </w:rPr>
-        <w:t>.</w:t>
+        <w:t>The output load is powered solely by capacitor C_out.</w:t>
       </w:r>
     </w:p>
     <w:p>
@@ -2809,7 +2104,7 @@
           <w:color w:val="282C34"/>
           <w:sz w:val="21"/>
         </w:rPr>
-        <w:t>Interval 2: Switch OFF ($D \cdot T_s &lt; t \le T_s$)</w:t>
+        <w:t>Interval 2: Switch OFF (D * T_s &lt; t &lt;= T_s)</w:t>
       </w:r>
       <w:r>
         <w:rPr>
@@ -2827,48 +2122,10 @@
       </w:pPr>
       <w:r>
         <w:rPr>
-          <w:i/>
-          <w:color w:val="145AA0"/>
-          <w:sz w:val="21"/>
-        </w:rPr>
-        <w:t>Q_1</w:t>
-      </w:r>
-      <w:r>
-        <w:rPr>
           <w:color w:val="282C34"/>
           <w:sz w:val="21"/>
         </w:rPr>
-        <w:t xml:space="preserve"> turns OFF. The collapsing fields of </w:t>
-      </w:r>
-      <w:r>
-        <w:rPr>
-          <w:i/>
-          <w:color w:val="145AA0"/>
-          <w:sz w:val="21"/>
-        </w:rPr>
-        <w:t>L_1</w:t>
-      </w:r>
-      <w:r>
-        <w:rPr>
-          <w:color w:val="282C34"/>
-          <w:sz w:val="21"/>
-        </w:rPr>
-        <w:t xml:space="preserve"> and </w:t>
-      </w:r>
-      <w:r>
-        <w:rPr>
-          <w:i/>
-          <w:color w:val="145AA0"/>
-          <w:sz w:val="21"/>
-        </w:rPr>
-        <w:t>L_2</w:t>
-      </w:r>
-      <w:r>
-        <w:rPr>
-          <w:color w:val="282C34"/>
-          <w:sz w:val="21"/>
-        </w:rPr>
-        <w:t xml:space="preserve"> force node voltages upward.</w:t>
+        <w:t>Q_1 turns OFF. The collapsing fields of L_1 and L_2 force node voltages upward.</w:t>
       </w:r>
     </w:p>
     <w:p>
@@ -2882,37 +2139,7 @@
           <w:color w:val="282C34"/>
           <w:sz w:val="21"/>
         </w:rPr>
-        <w:t xml:space="preserve">Diode </w:t>
-      </w:r>
-      <w:r>
-        <w:rPr>
-          <w:i/>
-          <w:color w:val="145AA0"/>
-          <w:sz w:val="21"/>
-        </w:rPr>
-        <w:t>D_1</w:t>
-      </w:r>
-      <w:r>
-        <w:rPr>
-          <w:color w:val="282C34"/>
-          <w:sz w:val="21"/>
-        </w:rPr>
-        <w:t xml:space="preserve"> is forward-biased, conducting current into </w:t>
-      </w:r>
-      <w:r>
-        <w:rPr>
-          <w:i/>
-          <w:color w:val="145AA0"/>
-          <w:sz w:val="21"/>
-        </w:rPr>
-        <w:t>C_{out</w:t>
-      </w:r>
-      <w:r>
-        <w:rPr>
-          <w:color w:val="282C34"/>
-          <w:sz w:val="21"/>
-        </w:rPr>
-        <w:t xml:space="preserve"> and the load.</w:t>
+        <w:t>Diode D_1 is forward-biased, conducting current into C_out and the load.</w:t>
       </w:r>
     </w:p>
     <w:p>
@@ -2926,52 +2153,7 @@
           <w:color w:val="282C34"/>
           <w:sz w:val="21"/>
         </w:rPr>
-        <w:t xml:space="preserve">Inductor </w:t>
-      </w:r>
-      <w:r>
-        <w:rPr>
-          <w:i/>
-          <w:color w:val="145AA0"/>
-          <w:sz w:val="21"/>
-        </w:rPr>
-        <w:t>L_1</w:t>
-      </w:r>
-      <w:r>
-        <w:rPr>
-          <w:color w:val="282C34"/>
-          <w:sz w:val="21"/>
-        </w:rPr>
-        <w:t xml:space="preserve"> charges </w:t>
-      </w:r>
-      <w:r>
-        <w:rPr>
-          <w:i/>
-          <w:color w:val="145AA0"/>
-          <w:sz w:val="21"/>
-        </w:rPr>
-        <w:t>C_{sep</w:t>
-      </w:r>
-      <w:r>
-        <w:rPr>
-          <w:color w:val="282C34"/>
-          <w:sz w:val="21"/>
-        </w:rPr>
-        <w:t xml:space="preserve">, while inductor </w:t>
-      </w:r>
-      <w:r>
-        <w:rPr>
-          <w:i/>
-          <w:color w:val="145AA0"/>
-          <w:sz w:val="21"/>
-        </w:rPr>
-        <w:t>L_2</w:t>
-      </w:r>
-      <w:r>
-        <w:rPr>
-          <w:color w:val="282C34"/>
-          <w:sz w:val="21"/>
-        </w:rPr>
-        <w:t xml:space="preserve"> delivers energy directly to the output.</w:t>
+        <w:t>Inductor L_1 charges C_sep, while inductor L_2 delivers energy directly to the output.</w:t>
       </w:r>
     </w:p>
     <w:p>
@@ -3106,65 +2288,53 @@
           <w:color w:val="282C34"/>
           <w:sz w:val="21"/>
         </w:rPr>
-        <w:t xml:space="preserve">Applying volt-second balance across </w:t>
-      </w:r>
-      <w:r>
-        <w:rPr>
-          <w:i/>
-          <w:color w:val="145AA0"/>
-          <w:sz w:val="21"/>
-        </w:rPr>
-        <w:t>L_1</w:t>
-      </w:r>
-      <w:r>
-        <w:rPr>
-          <w:color w:val="282C34"/>
-          <w:sz w:val="21"/>
-        </w:rPr>
-        <w:t xml:space="preserve"> and </w:t>
-      </w:r>
-      <w:r>
-        <w:rPr>
-          <w:i/>
-          <w:color w:val="145AA0"/>
-          <w:sz w:val="21"/>
-        </w:rPr>
-        <w:t>L_2</w:t>
-      </w:r>
-      <w:r>
-        <w:rPr>
-          <w:color w:val="282C34"/>
-          <w:sz w:val="21"/>
-        </w:rPr>
-        <w:t>:</w:t>
+        <w:t>Applying volt-second balance across L_1 and L_2:</w:t>
       </w:r>
     </w:p>
-    <w:p>
-      <w:pPr>
-        <w:spacing w:after="80"/>
-      </w:pPr>
-      <w:r>
-        <w:rPr>
-          <w:i/>
-          <w:color w:val="145AA0"/>
-          <w:sz w:val="21"/>
-        </w:rPr>
-      </w:r>
-      <w:r>
-        <w:rPr>
-          <w:color w:val="282C34"/>
-          <w:sz w:val="21"/>
-        </w:rPr>
-        <w:t>V_{out} = V_{IN} \cdot \frac{D}{1 - D} \implies D = \frac{V_{out}}{V_{IN} + V_{out}}</w:t>
-      </w:r>
-      <w:r>
-        <w:rPr>
-          <w:i/>
-          <w:color w:val="145AA0"/>
-          <w:sz w:val="21"/>
-        </w:rPr>
-      </w:r>
-    </w:p>
+    <w:tbl>
+      <w:tblPr>
+        <w:tblW w:type="auto" w:w="0"/>
+        <w:jc w:val="center"/>
+        <w:tblLook w:firstColumn="1" w:firstRow="1" w:lastColumn="0" w:lastRow="0" w:noHBand="0" w:noVBand="1" w:val="04A0"/>
+      </w:tblPr>
+      <w:tblGrid>
+        <w:gridCol w:w="9792"/>
+      </w:tblGrid>
+      <w:tr>
+        <w:tc>
+          <w:tcPr>
+            <w:tcW w:type="dxa" w:w="9792"/>
+            <w:shd w:fill="F5F6F8"/>
+            <w:tcMar>
+              <w:top w:w="80" w:type="dxa"/>
+              <w:bottom w:w="80" w:type="dxa"/>
+              <w:left w:w="140" w:type="dxa"/>
+              <w:right w:w="140" w:type="dxa"/>
+            </w:tcMar>
+            <w:tcBorders>
+              <w:left w:val="single" w:sz="18" w:space="0" w:color="CBD5E0"/>
+              <w:top w:val="none"/>
+              <w:right w:val="none"/>
+              <w:bottom w:val="none"/>
+            </w:tcBorders>
+          </w:tcPr>
+          <w:p>
+            <w:pPr>
+              <w:spacing w:line="240" w:lineRule="auto" w:after="0"/>
+            </w:pPr>
+            <w:r>
+              <w:rPr>
+                <w:rFonts w:ascii="Consolas" w:hAnsi="Consolas"/>
+                <w:color w:val="2D3748"/>
+                <w:sz w:val="18"/>
+              </w:rPr>
+              <w:t>V_out = V_IN * D / (1 - D) =&gt; D = V_out / (V_IN + V_out)</w:t>
+            </w:r>
+          </w:p>
+        </w:tc>
+      </w:tr>
+    </w:tbl>
+    <w:p/>
     <w:p>
       <w:pPr>
         <w:pStyle w:val="ListBullet"/>
@@ -3216,48 +2386,120 @@
           <w:color w:val="282C34"/>
           <w:sz w:val="21"/>
         </w:rPr>
-        <w:t xml:space="preserve">During switch turn-off, the voltage across </w:t>
-      </w:r>
-      <w:r>
-        <w:rPr>
-          <w:i/>
-          <w:color w:val="145AA0"/>
-          <w:sz w:val="21"/>
-        </w:rPr>
-        <w:t>Q_1</w:t>
-      </w:r>
-      <w:r>
-        <w:rPr>
-          <w:color w:val="282C34"/>
-          <w:sz w:val="21"/>
-        </w:rPr>
-        <w:t xml:space="preserve"> is:</w:t>
+        <w:t>During switch turn-off, the voltage across Q_1 is:</w:t>
       </w:r>
     </w:p>
+    <w:tbl>
+      <w:tblPr>
+        <w:tblW w:type="auto" w:w="0"/>
+        <w:jc w:val="center"/>
+        <w:tblLook w:firstColumn="1" w:firstRow="1" w:lastColumn="0" w:lastRow="0" w:noHBand="0" w:noVBand="1" w:val="04A0"/>
+      </w:tblPr>
+      <w:tblGrid>
+        <w:gridCol w:w="9792"/>
+      </w:tblGrid>
+      <w:tr>
+        <w:tc>
+          <w:tcPr>
+            <w:tcW w:type="dxa" w:w="9792"/>
+            <w:shd w:fill="F5F6F8"/>
+            <w:tcMar>
+              <w:top w:w="80" w:type="dxa"/>
+              <w:bottom w:w="80" w:type="dxa"/>
+              <w:left w:w="140" w:type="dxa"/>
+              <w:right w:w="140" w:type="dxa"/>
+            </w:tcMar>
+            <w:tcBorders>
+              <w:left w:val="single" w:sz="18" w:space="0" w:color="CBD5E0"/>
+              <w:top w:val="none"/>
+              <w:right w:val="none"/>
+              <w:bottom w:val="none"/>
+            </w:tcBorders>
+          </w:tcPr>
+          <w:p>
+            <w:pPr>
+              <w:spacing w:line="240" w:lineRule="auto" w:after="0"/>
+            </w:pPr>
+            <w:r>
+              <w:rPr>
+                <w:rFonts w:ascii="Consolas" w:hAnsi="Consolas"/>
+                <w:color w:val="2D3748"/>
+                <w:sz w:val="18"/>
+              </w:rPr>
+              <w:t>V_DS,max = V_IN,max + V_out</w:t>
+            </w:r>
+          </w:p>
+        </w:tc>
+      </w:tr>
+    </w:tbl>
+    <w:p/>
     <w:p>
       <w:pPr>
         <w:spacing w:after="80"/>
       </w:pPr>
       <w:r>
         <w:rPr>
-          <w:i/>
-          <w:color w:val="145AA0"/>
-          <w:sz w:val="21"/>
-        </w:rPr>
-      </w:r>
-      <w:r>
-        <w:rPr>
           <w:color w:val="282C34"/>
           <w:sz w:val="21"/>
         </w:rPr>
-        <w:t>V_{DS,max} = V_{IN,max} + V_{out}</w:t>
+        <w:t>Similarly, the peak reverse voltage across diode D_1 is:</w:t>
       </w:r>
+    </w:p>
+    <w:tbl>
+      <w:tblPr>
+        <w:tblW w:type="auto" w:w="0"/>
+        <w:jc w:val="center"/>
+        <w:tblLook w:firstColumn="1" w:firstRow="1" w:lastColumn="0" w:lastRow="0" w:noHBand="0" w:noVBand="1" w:val="04A0"/>
+      </w:tblPr>
+      <w:tblGrid>
+        <w:gridCol w:w="9792"/>
+      </w:tblGrid>
+      <w:tr>
+        <w:tc>
+          <w:tcPr>
+            <w:tcW w:type="dxa" w:w="9792"/>
+            <w:shd w:fill="F5F6F8"/>
+            <w:tcMar>
+              <w:top w:w="80" w:type="dxa"/>
+              <w:bottom w:w="80" w:type="dxa"/>
+              <w:left w:w="140" w:type="dxa"/>
+              <w:right w:w="140" w:type="dxa"/>
+            </w:tcMar>
+            <w:tcBorders>
+              <w:left w:val="single" w:sz="18" w:space="0" w:color="CBD5E0"/>
+              <w:top w:val="none"/>
+              <w:right w:val="none"/>
+              <w:bottom w:val="none"/>
+            </w:tcBorders>
+          </w:tcPr>
+          <w:p>
+            <w:pPr>
+              <w:spacing w:line="240" w:lineRule="auto" w:after="0"/>
+            </w:pPr>
+            <w:r>
+              <w:rPr>
+                <w:rFonts w:ascii="Consolas" w:hAnsi="Consolas"/>
+                <w:color w:val="2D3748"/>
+                <w:sz w:val="18"/>
+              </w:rPr>
+              <w:t>V_diode,rev = V_IN,max + V_out</w:t>
+            </w:r>
+          </w:p>
+        </w:tc>
+      </w:tr>
+    </w:tbl>
+    <w:p/>
+    <w:p>
+      <w:pPr>
+        <w:spacing w:before="160" w:after="80"/>
+      </w:pPr>
       <w:r>
         <w:rPr>
-          <w:i/>
-          <w:color w:val="145AA0"/>
-          <w:sz w:val="21"/>
+          <w:b/>
+          <w:color w:val="4682B4"/>
+          <w:sz w:val="24"/>
         </w:rPr>
+        <w:t>3.3 Inductor Value Calculations (L_1, L_2):</w:t>
       </w:r>
     </w:p>
     <w:p>
@@ -3269,50 +2511,97 @@
           <w:color w:val="282C34"/>
           <w:sz w:val="21"/>
         </w:rPr>
-        <w:t xml:space="preserve">Similarly, the peak reverse voltage across diode </w:t>
-      </w:r>
-      <w:r>
-        <w:rPr>
-          <w:i/>
-          <w:color w:val="145AA0"/>
-          <w:sz w:val="21"/>
-        </w:rPr>
-        <w:t>D_1</w:t>
-      </w:r>
-      <w:r>
-        <w:rPr>
-          <w:color w:val="282C34"/>
-          <w:sz w:val="21"/>
-        </w:rPr>
-        <w:t xml:space="preserve"> is:</w:t>
+        <w:t>Selecting ripple ratio r ≈ 0.3 ... 0.4:</w:t>
       </w:r>
     </w:p>
-    <w:p>
-      <w:pPr>
-        <w:spacing w:after="80"/>
-      </w:pPr>
-      <w:r>
-        <w:rPr>
-          <w:i/>
-          <w:color w:val="145AA0"/>
-          <w:sz w:val="21"/>
-        </w:rPr>
-      </w:r>
-      <w:r>
-        <w:rPr>
-          <w:color w:val="282C34"/>
-          <w:sz w:val="21"/>
-        </w:rPr>
-        <w:t>V_{diode,rev} = V_{IN,max} + V_{out}</w:t>
-      </w:r>
-      <w:r>
-        <w:rPr>
-          <w:i/>
-          <w:color w:val="145AA0"/>
-          <w:sz w:val="21"/>
-        </w:rPr>
-      </w:r>
-    </w:p>
+    <w:tbl>
+      <w:tblPr>
+        <w:tblW w:type="auto" w:w="0"/>
+        <w:jc w:val="center"/>
+        <w:tblLook w:firstColumn="1" w:firstRow="1" w:lastColumn="0" w:lastRow="0" w:noHBand="0" w:noVBand="1" w:val="04A0"/>
+      </w:tblPr>
+      <w:tblGrid>
+        <w:gridCol w:w="9792"/>
+      </w:tblGrid>
+      <w:tr>
+        <w:tc>
+          <w:tcPr>
+            <w:tcW w:type="dxa" w:w="9792"/>
+            <w:shd w:fill="F5F6F8"/>
+            <w:tcMar>
+              <w:top w:w="80" w:type="dxa"/>
+              <w:bottom w:w="80" w:type="dxa"/>
+              <w:left w:w="140" w:type="dxa"/>
+              <w:right w:w="140" w:type="dxa"/>
+            </w:tcMar>
+            <w:tcBorders>
+              <w:left w:val="single" w:sz="18" w:space="0" w:color="CBD5E0"/>
+              <w:top w:val="none"/>
+              <w:right w:val="none"/>
+              <w:bottom w:val="none"/>
+            </w:tcBorders>
+          </w:tcPr>
+          <w:p>
+            <w:pPr>
+              <w:spacing w:line="240" w:lineRule="auto" w:after="0"/>
+            </w:pPr>
+            <w:r>
+              <w:rPr>
+                <w:rFonts w:ascii="Consolas" w:hAnsi="Consolas"/>
+                <w:color w:val="2D3748"/>
+                <w:sz w:val="18"/>
+              </w:rPr>
+              <w:t>L_1 = (V_IN,min * D_max) / (f_s * Δ I_L1) = (V_IN,min * D_max) / (f_s * (r * I_IN,max))</w:t>
+            </w:r>
+          </w:p>
+        </w:tc>
+      </w:tr>
+    </w:tbl>
+    <w:p/>
+    <w:tbl>
+      <w:tblPr>
+        <w:tblW w:type="auto" w:w="0"/>
+        <w:jc w:val="center"/>
+        <w:tblLook w:firstColumn="1" w:firstRow="1" w:lastColumn="0" w:lastRow="0" w:noHBand="0" w:noVBand="1" w:val="04A0"/>
+      </w:tblPr>
+      <w:tblGrid>
+        <w:gridCol w:w="9792"/>
+      </w:tblGrid>
+      <w:tr>
+        <w:tc>
+          <w:tcPr>
+            <w:tcW w:type="dxa" w:w="9792"/>
+            <w:shd w:fill="F5F6F8"/>
+            <w:tcMar>
+              <w:top w:w="80" w:type="dxa"/>
+              <w:bottom w:w="80" w:type="dxa"/>
+              <w:left w:w="140" w:type="dxa"/>
+              <w:right w:w="140" w:type="dxa"/>
+            </w:tcMar>
+            <w:tcBorders>
+              <w:left w:val="single" w:sz="18" w:space="0" w:color="CBD5E0"/>
+              <w:top w:val="none"/>
+              <w:right w:val="none"/>
+              <w:bottom w:val="none"/>
+            </w:tcBorders>
+          </w:tcPr>
+          <w:p>
+            <w:pPr>
+              <w:spacing w:line="240" w:lineRule="auto" w:after="0"/>
+            </w:pPr>
+            <w:r>
+              <w:rPr>
+                <w:rFonts w:ascii="Consolas" w:hAnsi="Consolas"/>
+                <w:color w:val="2D3748"/>
+                <w:sz w:val="18"/>
+              </w:rPr>
+              <w:t>L_2 = (V_IN,min * D_max) / (f_s * Δ I_L2) = (V_IN,min * D_max) / (f_s * (r * I_out,max))</w:t>
+            </w:r>
+          </w:p>
+        </w:tc>
+      </w:tr>
+    </w:tbl>
+    <w:p/>
     <w:p>
       <w:pPr>
         <w:spacing w:before="160" w:after="80"/>
@@ -3323,24 +2612,7 @@
           <w:color w:val="4682B4"/>
           <w:sz w:val="24"/>
         </w:rPr>
-        <w:t>3.3 Inductor Value Calculations (</w:t>
-      </w:r>
-      <w:r>
-        <w:rPr>
-          <w:b/>
-          <w:i/>
-          <w:color w:val="145AA0"/>
-          <w:sz w:val="24"/>
-        </w:rPr>
-        <w:t>L_1, L_2</w:t>
-      </w:r>
-      <w:r>
-        <w:rPr>
-          <w:b/>
-          <w:color w:val="4682B4"/>
-          <w:sz w:val="24"/>
-        </w:rPr>
-        <w:t>):</w:t>
+        <w:t>3.4 Series Coupling Capacitor Sizing (C_sep):</w:t>
       </w:r>
     </w:p>
     <w:p>
@@ -3352,106 +2624,53 @@
           <w:color w:val="282C34"/>
           <w:sz w:val="21"/>
         </w:rPr>
-        <w:t xml:space="preserve">Selecting ripple ratio </w:t>
-      </w:r>
-      <w:r>
-        <w:rPr>
-          <w:i/>
-          <w:color w:val="145AA0"/>
-          <w:sz w:val="21"/>
-        </w:rPr>
-        <w:t>r \approx 0.3 \dots 0.4</w:t>
-      </w:r>
-      <w:r>
-        <w:rPr>
-          <w:color w:val="282C34"/>
-          <w:sz w:val="21"/>
-        </w:rPr>
-        <w:t>:</w:t>
+        <w:t>Capacitor C_sep must support continuous AC RMS ripple current:</w:t>
       </w:r>
     </w:p>
-    <w:p>
-      <w:pPr>
-        <w:spacing w:after="80"/>
-      </w:pPr>
-      <w:r>
-        <w:rPr>
-          <w:i/>
-          <w:color w:val="145AA0"/>
-          <w:sz w:val="21"/>
-        </w:rPr>
-      </w:r>
-      <w:r>
-        <w:rPr>
-          <w:color w:val="282C34"/>
-          <w:sz w:val="21"/>
-        </w:rPr>
-        <w:t>L_1 = \frac{V_{IN,min} \cdot D_{max}}{f_s \cdot \Delta I_{L1}} = \frac{V_{IN,min} \cdot D_{max}}{f_s \cdot (r \cdot I_{IN,max})}</w:t>
-      </w:r>
-      <w:r>
-        <w:rPr>
-          <w:i/>
-          <w:color w:val="145AA0"/>
-          <w:sz w:val="21"/>
-        </w:rPr>
-      </w:r>
-    </w:p>
-    <w:p>
-      <w:pPr>
-        <w:spacing w:after="80"/>
-      </w:pPr>
-      <w:r>
-        <w:rPr>
-          <w:i/>
-          <w:color w:val="145AA0"/>
-          <w:sz w:val="21"/>
-        </w:rPr>
-      </w:r>
-      <w:r>
-        <w:rPr>
-          <w:color w:val="282C34"/>
-          <w:sz w:val="21"/>
-        </w:rPr>
-        <w:t>L_2 = \frac{V_{IN,min} \cdot D_{max}}{f_s \cdot \Delta I_{L2}} = \frac{V_{IN,min} \cdot D_{max}}{f_s \cdot (r \cdot I_{out,max})}</w:t>
-      </w:r>
-      <w:r>
-        <w:rPr>
-          <w:i/>
-          <w:color w:val="145AA0"/>
-          <w:sz w:val="21"/>
-        </w:rPr>
-      </w:r>
-    </w:p>
-    <w:p>
-      <w:pPr>
-        <w:spacing w:before="160" w:after="80"/>
-      </w:pPr>
-      <w:r>
-        <w:rPr>
-          <w:b/>
-          <w:color w:val="4682B4"/>
-          <w:sz w:val="24"/>
-        </w:rPr>
-        <w:t>3.4 Series Coupling Capacitor Sizing (</w:t>
-      </w:r>
-      <w:r>
-        <w:rPr>
-          <w:b/>
-          <w:i/>
-          <w:color w:val="145AA0"/>
-          <w:sz w:val="24"/>
-        </w:rPr>
-        <w:t>C_{sep</w:t>
-      </w:r>
-      <w:r>
-        <w:rPr>
-          <w:b/>
-          <w:color w:val="4682B4"/>
-          <w:sz w:val="24"/>
-        </w:rPr>
-        <w:t>):</w:t>
-      </w:r>
-    </w:p>
+    <w:tbl>
+      <w:tblPr>
+        <w:tblW w:type="auto" w:w="0"/>
+        <w:jc w:val="center"/>
+        <w:tblLook w:firstColumn="1" w:firstRow="1" w:lastColumn="0" w:lastRow="0" w:noHBand="0" w:noVBand="1" w:val="04A0"/>
+      </w:tblPr>
+      <w:tblGrid>
+        <w:gridCol w:w="9792"/>
+      </w:tblGrid>
+      <w:tr>
+        <w:tc>
+          <w:tcPr>
+            <w:tcW w:type="dxa" w:w="9792"/>
+            <w:shd w:fill="F5F6F8"/>
+            <w:tcMar>
+              <w:top w:w="80" w:type="dxa"/>
+              <w:bottom w:w="80" w:type="dxa"/>
+              <w:left w:w="140" w:type="dxa"/>
+              <w:right w:w="140" w:type="dxa"/>
+            </w:tcMar>
+            <w:tcBorders>
+              <w:left w:val="single" w:sz="18" w:space="0" w:color="CBD5E0"/>
+              <w:top w:val="none"/>
+              <w:right w:val="none"/>
+              <w:bottom w:val="none"/>
+            </w:tcBorders>
+          </w:tcPr>
+          <w:p>
+            <w:pPr>
+              <w:spacing w:line="240" w:lineRule="auto" w:after="0"/>
+            </w:pPr>
+            <w:r>
+              <w:rPr>
+                <w:rFonts w:ascii="Consolas" w:hAnsi="Consolas"/>
+                <w:color w:val="2D3748"/>
+                <w:sz w:val="18"/>
+              </w:rPr>
+              <w:t>I_Csep,rms = I_out * sqrt(D_max / (1 - D_max))</w:t>
+            </w:r>
+          </w:p>
+        </w:tc>
+      </w:tr>
+    </w:tbl>
+    <w:p/>
     <w:p>
       <w:pPr>
         <w:spacing w:after="80"/>
@@ -3461,103 +2680,53 @@
           <w:color w:val="282C34"/>
           <w:sz w:val="21"/>
         </w:rPr>
-        <w:t xml:space="preserve">Capacitor </w:t>
-      </w:r>
-      <w:r>
-        <w:rPr>
-          <w:i/>
-          <w:color w:val="145AA0"/>
-          <w:sz w:val="21"/>
-        </w:rPr>
-        <w:t>C_{sep</w:t>
-      </w:r>
-      <w:r>
-        <w:rPr>
-          <w:color w:val="282C34"/>
-          <w:sz w:val="21"/>
-        </w:rPr>
-        <w:t xml:space="preserve"> must support continuous AC RMS ripple current:</w:t>
+        <w:t>To keep peak-to-peak ripple voltage Δ V_Csep &lt;= 5\% * V_IN:</w:t>
       </w:r>
     </w:p>
-    <w:p>
-      <w:pPr>
-        <w:spacing w:after="80"/>
-      </w:pPr>
-      <w:r>
-        <w:rPr>
-          <w:i/>
-          <w:color w:val="145AA0"/>
-          <w:sz w:val="21"/>
-        </w:rPr>
-      </w:r>
-      <w:r>
-        <w:rPr>
-          <w:color w:val="282C34"/>
-          <w:sz w:val="21"/>
-        </w:rPr>
-        <w:t>I_{Csep,rms} = I_{out} \cdot \sqrt{\frac{D_{max}}{1 - D_{max}}}</w:t>
-      </w:r>
-      <w:r>
-        <w:rPr>
-          <w:i/>
-          <w:color w:val="145AA0"/>
-          <w:sz w:val="21"/>
-        </w:rPr>
-      </w:r>
-    </w:p>
-    <w:p>
-      <w:pPr>
-        <w:spacing w:after="80"/>
-      </w:pPr>
-      <w:r>
-        <w:rPr>
-          <w:color w:val="282C34"/>
-          <w:sz w:val="21"/>
-        </w:rPr>
-        <w:t xml:space="preserve">To keep peak-to-peak ripple voltage </w:t>
-      </w:r>
-      <w:r>
-        <w:rPr>
-          <w:i/>
-          <w:color w:val="145AA0"/>
-          <w:sz w:val="21"/>
-        </w:rPr>
-        <w:t>\Delta V_{Csep ≤ 5\% \cdot V_{IN</w:t>
-      </w:r>
-      <w:r>
-        <w:rPr>
-          <w:color w:val="282C34"/>
-          <w:sz w:val="21"/>
-        </w:rPr>
-        <w:t>:</w:t>
-      </w:r>
-    </w:p>
-    <w:p>
-      <w:pPr>
-        <w:spacing w:after="80"/>
-      </w:pPr>
-      <w:r>
-        <w:rPr>
-          <w:i/>
-          <w:color w:val="145AA0"/>
-          <w:sz w:val="21"/>
-        </w:rPr>
-      </w:r>
-      <w:r>
-        <w:rPr>
-          <w:color w:val="282C34"/>
-          <w:sz w:val="21"/>
-        </w:rPr>
-        <w:t>C_{sep} \ge \frac{I_{out} \cdot D_{max}}{f_s \cdot \Delta V_{Csep}}</w:t>
-      </w:r>
-      <w:r>
-        <w:rPr>
-          <w:i/>
-          <w:color w:val="145AA0"/>
-          <w:sz w:val="21"/>
-        </w:rPr>
-      </w:r>
-    </w:p>
+    <w:tbl>
+      <w:tblPr>
+        <w:tblW w:type="auto" w:w="0"/>
+        <w:jc w:val="center"/>
+        <w:tblLook w:firstColumn="1" w:firstRow="1" w:lastColumn="0" w:lastRow="0" w:noHBand="0" w:noVBand="1" w:val="04A0"/>
+      </w:tblPr>
+      <w:tblGrid>
+        <w:gridCol w:w="9792"/>
+      </w:tblGrid>
+      <w:tr>
+        <w:tc>
+          <w:tcPr>
+            <w:tcW w:type="dxa" w:w="9792"/>
+            <w:shd w:fill="F5F6F8"/>
+            <w:tcMar>
+              <w:top w:w="80" w:type="dxa"/>
+              <w:bottom w:w="80" w:type="dxa"/>
+              <w:left w:w="140" w:type="dxa"/>
+              <w:right w:w="140" w:type="dxa"/>
+            </w:tcMar>
+            <w:tcBorders>
+              <w:left w:val="single" w:sz="18" w:space="0" w:color="CBD5E0"/>
+              <w:top w:val="none"/>
+              <w:right w:val="none"/>
+              <w:bottom w:val="none"/>
+            </w:tcBorders>
+          </w:tcPr>
+          <w:p>
+            <w:pPr>
+              <w:spacing w:line="240" w:lineRule="auto" w:after="0"/>
+            </w:pPr>
+            <w:r>
+              <w:rPr>
+                <w:rFonts w:ascii="Consolas" w:hAnsi="Consolas"/>
+                <w:color w:val="2D3748"/>
+                <w:sz w:val="18"/>
+              </w:rPr>
+              <w:t>C_sep &gt;= (I_out * D_max) / (f_s * Δ V_Csep)</w:t>
+            </w:r>
+          </w:p>
+        </w:tc>
+      </w:tr>
+    </w:tbl>
+    <w:p/>
     <w:p>
       <w:pPr>
         <w:spacing w:after="80"/>
@@ -3672,67 +2841,7 @@
           <w:color w:val="282C34"/>
           <w:sz w:val="21"/>
         </w:rPr>
-        <w:t xml:space="preserve">: In a standard Boost converter, when the switch is disabled, </w:t>
-      </w:r>
-      <w:r>
-        <w:rPr>
-          <w:i/>
-          <w:color w:val="145AA0"/>
-          <w:sz w:val="21"/>
-        </w:rPr>
-        <w:t>V_{IN</w:t>
-      </w:r>
-      <w:r>
-        <w:rPr>
-          <w:color w:val="282C34"/>
-          <w:sz w:val="21"/>
-        </w:rPr>
-        <w:t xml:space="preserve"> is still directly connected to </w:t>
-      </w:r>
-      <w:r>
-        <w:rPr>
-          <w:i/>
-          <w:color w:val="145AA0"/>
-          <w:sz w:val="21"/>
-        </w:rPr>
-        <w:t>V_{out</w:t>
-      </w:r>
-      <w:r>
-        <w:rPr>
-          <w:color w:val="282C34"/>
-          <w:sz w:val="21"/>
-        </w:rPr>
-        <w:t xml:space="preserve"> through the inductor and diode. In a SEPIC, </w:t>
-      </w:r>
-      <w:r>
-        <w:rPr>
-          <w:i/>
-          <w:color w:val="145AA0"/>
-          <w:sz w:val="21"/>
-        </w:rPr>
-        <w:t>C_{sep</w:t>
-      </w:r>
-      <w:r>
-        <w:rPr>
-          <w:color w:val="282C34"/>
-          <w:sz w:val="21"/>
-        </w:rPr>
-        <w:t xml:space="preserve"> acts as an open circuit for DC, providing complete output disconnect when </w:t>
-      </w:r>
-      <w:r>
-        <w:rPr>
-          <w:i/>
-          <w:color w:val="145AA0"/>
-          <w:sz w:val="21"/>
-        </w:rPr>
-        <w:t>Q_1</w:t>
-      </w:r>
-      <w:r>
-        <w:rPr>
-          <w:color w:val="282C34"/>
-          <w:sz w:val="21"/>
-        </w:rPr>
-        <w:t xml:space="preserve"> is turned OFF.</w:t>
+        <w:t>: In a standard Boost converter, when the switch is disabled, V_IN is still directly connected to V_out through the inductor and diode. In a SEPIC, C_sep acts as an open circuit for DC, providing complete output disconnect when Q_1 is turned OFF.</w:t>
       </w:r>
     </w:p>
     <w:p>
@@ -3754,22 +2863,7 @@
           <w:color w:val="282C34"/>
           <w:sz w:val="21"/>
         </w:rPr>
-        <w:t xml:space="preserve">: If the output rail is accidentally shorted to ground, </w:t>
-      </w:r>
-      <w:r>
-        <w:rPr>
-          <w:i/>
-          <w:color w:val="145AA0"/>
-          <w:sz w:val="21"/>
-        </w:rPr>
-        <w:t>C_{sep</w:t>
-      </w:r>
-      <w:r>
-        <w:rPr>
-          <w:color w:val="282C34"/>
-          <w:sz w:val="21"/>
-        </w:rPr>
-        <w:t xml:space="preserve"> blocks the DC input current, protecting the power supply from thermal destruction.</w:t>
+        <w:t>: If the output rail is accidentally shorted to ground, C_sep blocks the DC input current, protecting the power supply from thermal destruction.</w:t>
       </w:r>
     </w:p>
     <w:p>
@@ -3791,22 +2885,7 @@
           <w:color w:val="282C34"/>
           <w:sz w:val="21"/>
         </w:rPr>
-        <w:t xml:space="preserve">: MOSFET </w:t>
-      </w:r>
-      <w:r>
-        <w:rPr>
-          <w:i/>
-          <w:color w:val="145AA0"/>
-          <w:sz w:val="21"/>
-        </w:rPr>
-        <w:t>Q_1</w:t>
-      </w:r>
-      <w:r>
-        <w:rPr>
-          <w:color w:val="282C34"/>
-          <w:sz w:val="21"/>
-        </w:rPr>
-        <w:t xml:space="preserve"> is referenced to ground, eliminating high-side level shifters or bootstrap gate-drive circuits.</w:t>
+        <w:t>: MOSFET Q_1 is referenced to ground, eliminating high-side level shifters or bootstrap gate-drive circuits.</w:t>
       </w:r>
     </w:p>
     <w:p>
@@ -3839,37 +2918,7 @@
           <w:color w:val="282C34"/>
           <w:sz w:val="21"/>
         </w:rPr>
-        <w:t xml:space="preserve">Inductors </w:t>
-      </w:r>
-      <w:r>
-        <w:rPr>
-          <w:i/>
-          <w:color w:val="145AA0"/>
-          <w:sz w:val="21"/>
-        </w:rPr>
-        <w:t>L_1</w:t>
-      </w:r>
-      <w:r>
-        <w:rPr>
-          <w:color w:val="282C34"/>
-          <w:sz w:val="21"/>
-        </w:rPr>
-        <w:t xml:space="preserve"> and </w:t>
-      </w:r>
-      <w:r>
-        <w:rPr>
-          <w:i/>
-          <w:color w:val="145AA0"/>
-          <w:sz w:val="21"/>
-        </w:rPr>
-        <w:t>L_2</w:t>
-      </w:r>
-      <w:r>
-        <w:rPr>
-          <w:color w:val="282C34"/>
-          <w:sz w:val="21"/>
-        </w:rPr>
-        <w:t xml:space="preserve"> can be wound onto a single magnetic core with 1:1 turns ratio:</w:t>
+        <w:t>Inductors L_1 and L_2 can be wound onto a single magnetic core with 1:1 turns ratio:</w:t>
       </w:r>
     </w:p>
     <w:p>
@@ -3884,7 +2933,7 @@
           <w:color w:val="282C34"/>
           <w:sz w:val="21"/>
         </w:rPr>
-        <w:t>Reduces footprint by $50\%$</w:t>
+        <w:t>Reduces footprint by 50\%</w:t>
       </w:r>
       <w:r>
         <w:rPr>
@@ -3913,50 +2962,53 @@
           <w:color w:val="282C34"/>
           <w:sz w:val="21"/>
         </w:rPr>
-        <w:t>: Because mutual coupling doubles effective inductance (</w:t>
-      </w:r>
-      <w:r>
-        <w:rPr>
-          <w:i/>
-          <w:color w:val="145AA0"/>
-          <w:sz w:val="21"/>
-        </w:rPr>
-        <w:t>L_{eff = L (1+k)</w:t>
-      </w:r>
-      <w:r>
-        <w:rPr>
-          <w:color w:val="282C34"/>
-          <w:sz w:val="21"/>
-        </w:rPr>
-        <w:t>), each winding requires only half the inductance for the same ripple current:</w:t>
+        <w:t>: Because mutual coupling doubles effective inductance (L_eff = L (1+k)), each winding requires only half the inductance for the same ripple current:</w:t>
       </w:r>
     </w:p>
-    <w:p>
-      <w:pPr>
-        <w:spacing w:after="80"/>
-      </w:pPr>
-      <w:r>
-        <w:rPr>
-          <w:i/>
-          <w:color w:val="145AA0"/>
-          <w:sz w:val="21"/>
-        </w:rPr>
-      </w:r>
-      <w:r>
-        <w:rPr>
-          <w:color w:val="282C34"/>
-          <w:sz w:val="21"/>
-        </w:rPr>
-        <w:t>L_1 = L_2 \ge \frac{V_{IN,min} \cdot D_{max}}{2 \cdot f_s \cdot \Delta I_L}</w:t>
-      </w:r>
-      <w:r>
-        <w:rPr>
-          <w:i/>
-          <w:color w:val="145AA0"/>
-          <w:sz w:val="21"/>
-        </w:rPr>
-      </w:r>
-    </w:p>
+    <w:tbl>
+      <w:tblPr>
+        <w:tblW w:type="auto" w:w="0"/>
+        <w:jc w:val="center"/>
+        <w:tblLook w:firstColumn="1" w:firstRow="1" w:lastColumn="0" w:lastRow="0" w:noHBand="0" w:noVBand="1" w:val="04A0"/>
+      </w:tblPr>
+      <w:tblGrid>
+        <w:gridCol w:w="9792"/>
+      </w:tblGrid>
+      <w:tr>
+        <w:tc>
+          <w:tcPr>
+            <w:tcW w:type="dxa" w:w="9792"/>
+            <w:shd w:fill="F5F6F8"/>
+            <w:tcMar>
+              <w:top w:w="80" w:type="dxa"/>
+              <w:bottom w:w="80" w:type="dxa"/>
+              <w:left w:w="140" w:type="dxa"/>
+              <w:right w:w="140" w:type="dxa"/>
+            </w:tcMar>
+            <w:tcBorders>
+              <w:left w:val="single" w:sz="18" w:space="0" w:color="CBD5E0"/>
+              <w:top w:val="none"/>
+              <w:right w:val="none"/>
+              <w:bottom w:val="none"/>
+            </w:tcBorders>
+          </w:tcPr>
+          <w:p>
+            <w:pPr>
+              <w:spacing w:line="240" w:lineRule="auto" w:after="0"/>
+            </w:pPr>
+            <w:r>
+              <w:rPr>
+                <w:rFonts w:ascii="Consolas" w:hAnsi="Consolas"/>
+                <w:color w:val="2D3748"/>
+                <w:sz w:val="18"/>
+              </w:rPr>
+              <w:t>L_1 = L_2 &gt;= (V_IN,min * D_max) / (2 * f_s * Δ I_L)</w:t>
+            </w:r>
+          </w:p>
+        </w:tc>
+      </w:tr>
+    </w:tbl>
+    <w:p/>
     <w:sectPr>
       <w:footerReference w:type="default" r:id="rId9"/>
       <w:pgSz w:w="12240" w:h="15840"/>
